--- a/p7/submission/apjm_package/01_manuscript_blinded.docx
+++ b/p7/submission/apjm_package/01_manuscript_blinded.docx
@@ -2,7 +2,7 @@
 <file path=word/document.xml><?xml version="1.0" encoding="utf-8"?>
 <w:document xmlns:w="http://schemas.openxmlformats.org/wordprocessingml/2006/main" xmlns:m="http://schemas.openxmlformats.org/officeDocument/2006/math" xmlns:r="http://schemas.openxmlformats.org/officeDocument/2006/relationships" xmlns:o="urn:schemas-microsoft-com:office:office" xmlns:v="urn:schemas-microsoft-com:vml" xmlns:w10="urn:schemas-microsoft-com:office:word" xmlns:a="http://schemas.openxmlformats.org/drawingml/2006/main" xmlns:pic="http://schemas.openxmlformats.org/drawingml/2006/picture" xmlns:wp="http://schemas.openxmlformats.org/drawingml/2006/wordprocessingDrawing">
   <w:body>
-    <w:bookmarkStart w:id="78" w:name="Xf24ec467481d62a742d363f12c684976d74bdf7"/>
+    <w:bookmarkStart w:id="80" w:name="Xf24ec467481d62a742d363f12c684976d74bdf7"/>
     <w:p>
       <w:pPr>
         <w:pStyle w:val="Heading1"/>
@@ -1141,7 +1141,31 @@
         <w:t xml:space="preserve"> </w:t>
       </w:r>
       <w:r>
-        <w:t xml:space="preserve">al., 2019). We expect both to raise the performance level for any given</w:t>
+        <w:t xml:space="preserve">al., 2019). Firm-level evidence on manufacturing exporters shows that</w:t>
+      </w:r>
+      <w:r>
+        <w:t xml:space="preserve"> </w:t>
+      </w:r>
+      <w:r>
+        <w:t xml:space="preserve">manager experience and gender can moderate the</w:t>
+      </w:r>
+      <w:r>
+        <w:t xml:space="preserve"> </w:t>
+      </w:r>
+      <w:r>
+        <w:t xml:space="preserve">internationalization–performance relationship (Phan et al., 2020), and</w:t>
+      </w:r>
+      <w:r>
+        <w:t xml:space="preserve"> </w:t>
+      </w:r>
+      <w:r>
+        <w:t xml:space="preserve">top-management-team internationalization shapes performance through</w:t>
+      </w:r>
+      <w:r>
+        <w:t xml:space="preserve"> </w:t>
+      </w:r>
+      <w:r>
+        <w:t xml:space="preserve">foreign-market entry (Nielsen, 2010). We expect both to raise the performance level for any given</w:t>
       </w:r>
       <w:r>
         <w:t xml:space="preserve"> </w:t>
@@ -4132,7 +4156,7 @@
       </w:r>
     </w:p>
     <w:bookmarkEnd w:id="50"/>
-    <w:bookmarkStart w:id="75" w:name="references"/>
+    <w:bookmarkStart w:id="77" w:name="references"/>
     <w:p>
       <w:pPr>
         <w:pStyle w:val="Heading2"/>
@@ -5351,6 +5375,58 @@
         <w:pStyle w:val="BodyText"/>
       </w:pPr>
       <w:r>
+        <w:t xml:space="preserve">Nielsen, S. (2010). Top management team internationalization and firm</w:t>
+      </w:r>
+      <w:r>
+        <w:t xml:space="preserve"> </w:t>
+      </w:r>
+      <w:r>
+        <w:t xml:space="preserve">performance: The mediating role of foreign market entry.</w:t>
+      </w:r>
+      <w:r>
+        <w:t xml:space="preserve"> </w:t>
+      </w:r>
+      <w:r>
+        <w:rPr>
+          <w:iCs/>
+          <w:i/>
+        </w:rPr>
+        <w:t xml:space="preserve">Management</w:t>
+      </w:r>
+      <w:r>
+        <w:rPr>
+          <w:iCs/>
+          <w:i/>
+        </w:rPr>
+        <w:t xml:space="preserve"> </w:t>
+      </w:r>
+      <w:r>
+        <w:rPr>
+          <w:iCs/>
+          <w:i/>
+        </w:rPr>
+        <w:t xml:space="preserve">International Review, 50</w:t>
+      </w:r>
+      <w:r>
+        <w:t xml:space="preserve">(2), 185–206.</w:t>
+      </w:r>
+      <w:r>
+        <w:t xml:space="preserve"> </w:t>
+      </w:r>
+      <w:hyperlink r:id="rId70">
+        <w:r>
+          <w:rPr>
+            <w:rStyle w:val="Hyperlink"/>
+          </w:rPr>
+          <w:t xml:space="preserve">https://doi.org/10.1007/s11575-010-0029-0</w:t>
+        </w:r>
+      </w:hyperlink>
+    </w:p>
+    <w:p>
+      <w:pPr>
+        <w:pStyle w:val="BodyText"/>
+      </w:pPr>
+      <w:r>
         <w:t xml:space="preserve">North, D. C. (1990).</w:t>
       </w:r>
       <w:r>
@@ -5410,7 +5486,7 @@
       <w:r>
         <w:t xml:space="preserve"> </w:t>
       </w:r>
-      <w:hyperlink r:id="rId70">
+      <w:hyperlink r:id="rId71">
         <w:r>
           <w:rPr>
             <w:rStyle w:val="Hyperlink"/>
@@ -5424,6 +5500,56 @@
         <w:pStyle w:val="BodyText"/>
       </w:pPr>
       <w:r>
+        <w:t xml:space="preserve">Phan, A. T., Do, T. H., &amp; Phan, M. T. (2020). The moderating effects of</w:t>
+      </w:r>
+      <w:r>
+        <w:t xml:space="preserve"> </w:t>
+      </w:r>
+      <w:r>
+        <w:t xml:space="preserve">managers' experience and gender on internationalization and firm</w:t>
+      </w:r>
+      <w:r>
+        <w:t xml:space="preserve"> </w:t>
+      </w:r>
+      <w:r>
+        <w:t xml:space="preserve">performance of manufacturing enterprises in Turkey.</w:t>
+      </w:r>
+      <w:r>
+        <w:t xml:space="preserve"> </w:t>
+      </w:r>
+      <w:r>
+        <w:rPr>
+          <w:iCs/>
+          <w:i/>
+        </w:rPr>
+        <w:t xml:space="preserve">Accounting, 6</w:t>
+      </w:r>
+      <w:r>
+        <w:t xml:space="preserve">(7),</w:t>
+      </w:r>
+      <w:r>
+        <w:t xml:space="preserve"> </w:t>
+      </w:r>
+      <w:r>
+        <w:t xml:space="preserve">1209–1216.</w:t>
+      </w:r>
+      <w:r>
+        <w:t xml:space="preserve"> </w:t>
+      </w:r>
+      <w:hyperlink r:id="rId72">
+        <w:r>
+          <w:rPr>
+            <w:rStyle w:val="Hyperlink"/>
+          </w:rPr>
+          <w:t xml:space="preserve">https://doi.org/10.5267/j.ac.2020.9.006</w:t>
+        </w:r>
+      </w:hyperlink>
+    </w:p>
+    <w:p>
+      <w:pPr>
+        <w:pStyle w:val="BodyText"/>
+      </w:pPr>
+      <w:r>
         <w:t xml:space="preserve">Richard, O. C., Kirby, S. L., &amp; Chadwick, K. (2019). The impact of</w:t>
       </w:r>
       <w:r>
@@ -5588,7 +5714,7 @@
       <w:r>
         <w:t xml:space="preserve"> </w:t>
       </w:r>
-      <w:hyperlink r:id="rId71">
+      <w:hyperlink r:id="rId73">
         <w:r>
           <w:rPr>
             <w:rStyle w:val="Hyperlink"/>
@@ -5634,7 +5760,7 @@
       <w:r>
         <w:t xml:space="preserve"> </w:t>
       </w:r>
-      <w:hyperlink r:id="rId72">
+      <w:hyperlink r:id="rId74">
         <w:r>
           <w:rPr>
             <w:rStyle w:val="Hyperlink"/>
@@ -5666,7 +5792,7 @@
       <w:r>
         <w:t xml:space="preserve"> </w:t>
       </w:r>
-      <w:hyperlink r:id="rId73">
+      <w:hyperlink r:id="rId75">
         <w:r>
           <w:rPr>
             <w:rStyle w:val="Hyperlink"/>
@@ -5788,7 +5914,7 @@
       <w:r>
         <w:t xml:space="preserve"> </w:t>
       </w:r>
-      <w:hyperlink r:id="rId74">
+      <w:hyperlink r:id="rId76">
         <w:r>
           <w:rPr>
             <w:rStyle w:val="Hyperlink"/>
@@ -5885,7 +6011,7 @@
       <w:r>
         <w:t xml:space="preserve"> </w:t>
       </w:r>
-      <w:hyperlink r:id="rId74">
+      <w:hyperlink r:id="rId76">
         <w:r>
           <w:rPr>
             <w:rStyle w:val="Hyperlink"/>
@@ -5927,8 +6053,8 @@
         <w:t xml:space="preserve">(4), 305–320.</w:t>
       </w:r>
     </w:p>
-    <w:bookmarkEnd w:id="75"/>
-    <w:bookmarkStart w:id="76" w:name="appendix-a-model-sequence"/>
+    <w:bookmarkEnd w:id="77"/>
+    <w:bookmarkStart w:id="78" w:name="appendix-a-model-sequence"/>
     <w:p>
       <w:pPr>
         <w:pStyle w:val="Heading2"/>
@@ -8812,8 +8938,8 @@
         <w:t xml:space="preserve">mgr_female=+0.187***, female_owner=+0.128**.</w:t>
       </w:r>
     </w:p>
-    <w:bookmarkEnd w:id="76"/>
-    <w:bookmarkStart w:id="77" w:name="X09b5d89c7c8f35bf9d25d1bfe47da72b2ba58bf"/>
+    <w:bookmarkEnd w:id="78"/>
+    <w:bookmarkStart w:id="79" w:name="X09b5d89c7c8f35bf9d25d1bfe47da72b2ba58bf"/>
     <w:p>
       <w:pPr>
         <w:pStyle w:val="Heading2"/>
@@ -8896,8 +9022,8 @@
         <w:t xml:space="preserve">to output-per-worker vs. total-factor productivity operationalisations.</w:t>
       </w:r>
     </w:p>
-    <w:bookmarkEnd w:id="77"/>
-    <w:bookmarkEnd w:id="78"/>
+    <w:bookmarkEnd w:id="79"/>
+    <w:bookmarkEnd w:id="80"/>
     <w:sectPr/>
   </w:body>
 </w:document>

--- a/p7/submission/apjm_package/01_manuscript_blinded.docx
+++ b/p7/submission/apjm_package/01_manuscript_blinded.docx
@@ -2,7 +2,7 @@
 <file path=word/document.xml><?xml version="1.0" encoding="utf-8"?>
 <w:document xmlns:w="http://schemas.openxmlformats.org/wordprocessingml/2006/main" xmlns:m="http://schemas.openxmlformats.org/officeDocument/2006/math" xmlns:r="http://schemas.openxmlformats.org/officeDocument/2006/relationships" xmlns:o="urn:schemas-microsoft-com:office:office" xmlns:v="urn:schemas-microsoft-com:vml" xmlns:w10="urn:schemas-microsoft-com:office:word" xmlns:a="http://schemas.openxmlformats.org/drawingml/2006/main" xmlns:pic="http://schemas.openxmlformats.org/drawingml/2006/picture" xmlns:wp="http://schemas.openxmlformats.org/drawingml/2006/wordprocessingDrawing">
   <w:body>
-    <w:bookmarkStart w:id="80" w:name="Xf24ec467481d62a742d363f12c684976d74bdf7"/>
+    <w:bookmarkStart w:id="81" w:name="Xf24ec467481d62a742d363f12c684976d74bdf7"/>
     <w:p>
       <w:pPr>
         <w:pStyle w:val="Heading1"/>
@@ -1153,7 +1153,13 @@
         <w:t xml:space="preserve"> </w:t>
       </w:r>
       <w:r>
-        <w:t xml:space="preserve">internationalization–performance relationship (Phan et al., 2020), and</w:t>
+        <w:t xml:space="preserve">internationalization–performance relationship (Phan et al., 2020; Do &amp;</w:t>
+      </w:r>
+      <w:r>
+        <w:t xml:space="preserve"> </w:t>
+      </w:r>
+      <w:r>
+        <w:t xml:space="preserve">Phan, 2025), and</w:t>
       </w:r>
       <w:r>
         <w:t xml:space="preserve"> </w:t>
@@ -4156,7 +4162,7 @@
       </w:r>
     </w:p>
     <w:bookmarkEnd w:id="50"/>
-    <w:bookmarkStart w:id="77" w:name="references"/>
+    <w:bookmarkStart w:id="78" w:name="references"/>
     <w:p>
       <w:pPr>
         <w:pStyle w:val="Heading2"/>
@@ -4801,6 +4807,64 @@
         <w:pStyle w:val="BodyText"/>
       </w:pPr>
       <w:r>
+        <w:t xml:space="preserve">Do, T. H., &amp; Phan, A. T. (2025). Internationalization and firm</w:t>
+      </w:r>
+      <w:r>
+        <w:t xml:space="preserve"> </w:t>
+      </w:r>
+      <w:r>
+        <w:t xml:space="preserve">performance of firms in India: The role of top management. In M.</w:t>
+      </w:r>
+      <w:r>
+        <w:t xml:space="preserve"> </w:t>
+      </w:r>
+      <w:r>
+        <w:t xml:space="preserve">Bartekova (Ed.),</w:t>
+      </w:r>
+      <w:r>
+        <w:t xml:space="preserve"> </w:t>
+      </w:r>
+      <w:r>
+        <w:rPr>
+          <w:iCs/>
+          <w:i/>
+        </w:rPr>
+        <w:t xml:space="preserve">International business research: Traditional and</w:t>
+      </w:r>
+      <w:r>
+        <w:rPr>
+          <w:iCs/>
+          <w:i/>
+        </w:rPr>
+        <w:t xml:space="preserve"> </w:t>
+      </w:r>
+      <w:r>
+        <w:rPr>
+          <w:iCs/>
+          <w:i/>
+        </w:rPr>
+        <w:t xml:space="preserve">creative approaches</w:t>
+      </w:r>
+      <w:r>
+        <w:t xml:space="preserve">. IntechOpen.</w:t>
+      </w:r>
+      <w:r>
+        <w:t xml:space="preserve"> </w:t>
+      </w:r>
+      <w:hyperlink r:id="rId61">
+        <w:r>
+          <w:rPr>
+            <w:rStyle w:val="Hyperlink"/>
+          </w:rPr>
+          <w:t xml:space="preserve">https://doi.org/10.5772/intechopen.1011012</w:t>
+        </w:r>
+      </w:hyperlink>
+    </w:p>
+    <w:p>
+      <w:pPr>
+        <w:pStyle w:val="BodyText"/>
+      </w:pPr>
+      <w:r>
         <w:t xml:space="preserve">Hambrick, D. C. (2007). Upper echelons theory: An update.</w:t>
       </w:r>
       <w:r>
@@ -4833,7 +4897,7 @@
       <w:r>
         <w:t xml:space="preserve"> </w:t>
       </w:r>
-      <w:hyperlink r:id="rId61">
+      <w:hyperlink r:id="rId62">
         <w:r>
           <w:rPr>
             <w:rStyle w:val="Hyperlink"/>
@@ -4885,7 +4949,7 @@
       <w:r>
         <w:t xml:space="preserve"> </w:t>
       </w:r>
-      <w:hyperlink r:id="rId62">
+      <w:hyperlink r:id="rId63">
         <w:r>
           <w:rPr>
             <w:rStyle w:val="Hyperlink"/>
@@ -5020,7 +5084,7 @@
       <w:r>
         <w:t xml:space="preserve"> </w:t>
       </w:r>
-      <w:hyperlink r:id="rId63">
+      <w:hyperlink r:id="rId64">
         <w:r>
           <w:rPr>
             <w:rStyle w:val="Hyperlink"/>
@@ -5070,7 +5134,7 @@
       <w:r>
         <w:t xml:space="preserve"> </w:t>
       </w:r>
-      <w:hyperlink r:id="rId64">
+      <w:hyperlink r:id="rId65">
         <w:r>
           <w:rPr>
             <w:rStyle w:val="Hyperlink"/>
@@ -5114,7 +5178,7 @@
       <w:r>
         <w:t xml:space="preserve"> </w:t>
       </w:r>
-      <w:hyperlink r:id="rId65">
+      <w:hyperlink r:id="rId66">
         <w:r>
           <w:rPr>
             <w:rStyle w:val="Hyperlink"/>
@@ -5166,7 +5230,7 @@
       <w:r>
         <w:t xml:space="preserve"> </w:t>
       </w:r>
-      <w:hyperlink r:id="rId66">
+      <w:hyperlink r:id="rId67">
         <w:r>
           <w:rPr>
             <w:rStyle w:val="Hyperlink"/>
@@ -5218,7 +5282,7 @@
       <w:r>
         <w:t xml:space="preserve"> </w:t>
       </w:r>
-      <w:hyperlink r:id="rId67">
+      <w:hyperlink r:id="rId68">
         <w:r>
           <w:rPr>
             <w:rStyle w:val="Hyperlink"/>
@@ -5270,7 +5334,7 @@
       <w:r>
         <w:t xml:space="preserve"> </w:t>
       </w:r>
-      <w:hyperlink r:id="rId68">
+      <w:hyperlink r:id="rId69">
         <w:r>
           <w:rPr>
             <w:rStyle w:val="Hyperlink"/>
@@ -5320,7 +5384,7 @@
       <w:r>
         <w:t xml:space="preserve"> </w:t>
       </w:r>
-      <w:hyperlink r:id="rId69">
+      <w:hyperlink r:id="rId70">
         <w:r>
           <w:rPr>
             <w:rStyle w:val="Hyperlink"/>
@@ -5413,7 +5477,7 @@
       <w:r>
         <w:t xml:space="preserve"> </w:t>
       </w:r>
-      <w:hyperlink r:id="rId70">
+      <w:hyperlink r:id="rId71">
         <w:r>
           <w:rPr>
             <w:rStyle w:val="Hyperlink"/>
@@ -5486,7 +5550,7 @@
       <w:r>
         <w:t xml:space="preserve"> </w:t>
       </w:r>
-      <w:hyperlink r:id="rId71">
+      <w:hyperlink r:id="rId72">
         <w:r>
           <w:rPr>
             <w:rStyle w:val="Hyperlink"/>
@@ -5536,7 +5600,7 @@
       <w:r>
         <w:t xml:space="preserve"> </w:t>
       </w:r>
-      <w:hyperlink r:id="rId72">
+      <w:hyperlink r:id="rId73">
         <w:r>
           <w:rPr>
             <w:rStyle w:val="Hyperlink"/>
@@ -5714,7 +5778,7 @@
       <w:r>
         <w:t xml:space="preserve"> </w:t>
       </w:r>
-      <w:hyperlink r:id="rId73">
+      <w:hyperlink r:id="rId74">
         <w:r>
           <w:rPr>
             <w:rStyle w:val="Hyperlink"/>
@@ -5760,7 +5824,7 @@
       <w:r>
         <w:t xml:space="preserve"> </w:t>
       </w:r>
-      <w:hyperlink r:id="rId74">
+      <w:hyperlink r:id="rId75">
         <w:r>
           <w:rPr>
             <w:rStyle w:val="Hyperlink"/>
@@ -5792,7 +5856,7 @@
       <w:r>
         <w:t xml:space="preserve"> </w:t>
       </w:r>
-      <w:hyperlink r:id="rId75">
+      <w:hyperlink r:id="rId76">
         <w:r>
           <w:rPr>
             <w:rStyle w:val="Hyperlink"/>
@@ -5914,7 +5978,7 @@
       <w:r>
         <w:t xml:space="preserve"> </w:t>
       </w:r>
-      <w:hyperlink r:id="rId76">
+      <w:hyperlink r:id="rId77">
         <w:r>
           <w:rPr>
             <w:rStyle w:val="Hyperlink"/>
@@ -6011,7 +6075,7 @@
       <w:r>
         <w:t xml:space="preserve"> </w:t>
       </w:r>
-      <w:hyperlink r:id="rId76">
+      <w:hyperlink r:id="rId77">
         <w:r>
           <w:rPr>
             <w:rStyle w:val="Hyperlink"/>
@@ -6053,8 +6117,8 @@
         <w:t xml:space="preserve">(4), 305–320.</w:t>
       </w:r>
     </w:p>
-    <w:bookmarkEnd w:id="77"/>
-    <w:bookmarkStart w:id="78" w:name="appendix-a-model-sequence"/>
+    <w:bookmarkEnd w:id="78"/>
+    <w:bookmarkStart w:id="79" w:name="appendix-a-model-sequence"/>
     <w:p>
       <w:pPr>
         <w:pStyle w:val="Heading2"/>
@@ -8938,8 +9002,8 @@
         <w:t xml:space="preserve">mgr_female=+0.187***, female_owner=+0.128**.</w:t>
       </w:r>
     </w:p>
-    <w:bookmarkEnd w:id="78"/>
-    <w:bookmarkStart w:id="79" w:name="X09b5d89c7c8f35bf9d25d1bfe47da72b2ba58bf"/>
+    <w:bookmarkEnd w:id="79"/>
+    <w:bookmarkStart w:id="80" w:name="X09b5d89c7c8f35bf9d25d1bfe47da72b2ba58bf"/>
     <w:p>
       <w:pPr>
         <w:pStyle w:val="Heading2"/>
@@ -9022,8 +9086,8 @@
         <w:t xml:space="preserve">to output-per-worker vs. total-factor productivity operationalisations.</w:t>
       </w:r>
     </w:p>
-    <w:bookmarkEnd w:id="79"/>
     <w:bookmarkEnd w:id="80"/>
+    <w:bookmarkEnd w:id="81"/>
     <w:sectPr/>
   </w:body>
 </w:document>

--- a/p7/submission/apjm_package/01_manuscript_blinded.docx
+++ b/p7/submission/apjm_package/01_manuscript_blinded.docx
@@ -11,198 +11,164 @@
         <w:t xml:space="preserve">Internationalization and Firm Performance across 49 Asian and Pacific Economies: Institutional Regimes, Digital Capabilities, and Managerial Characteristics as Contingency Factors</w:t>
       </w:r>
     </w:p>
+    <w:bookmarkStart w:id="20" w:name="abstract"/>
+    <w:p>
+      <w:pPr>
+        <w:pStyle w:val="Heading2"/>
+      </w:pPr>
+      <w:r>
+        <w:t xml:space="preserve">Abstract</w:t>
+      </w:r>
+    </w:p>
     <w:p>
       <w:pPr>
         <w:pStyle w:val="FirstParagraph"/>
+      </w:pPr>
+      <w:r>
+        <w:t xml:space="preserve">We examine whether the internationalization–performance (I–P)</w:t>
+      </w:r>
+      <w:r>
+        <w:t xml:space="preserve"> </w:t>
+      </w:r>
+      <w:r>
+        <w:t xml:space="preserve">relationship holds across a large and institutionally diverse set of</w:t>
+      </w:r>
+      <w:r>
+        <w:t xml:space="preserve"> </w:t>
+      </w:r>
+      <w:r>
+        <w:t xml:space="preserve">Asian and Pacific economies and identify the conditions under which</w:t>
+      </w:r>
+      <w:r>
+        <w:t xml:space="preserve"> </w:t>
+      </w:r>
+      <w:r>
+        <w:t xml:space="preserve">firms convert export intensity into productive performance. Using</w:t>
+      </w:r>
+      <w:r>
+        <w:t xml:space="preserve"> </w:t>
+      </w:r>
+      <w:r>
+        <w:t xml:space="preserve">microdata from 91,982 firms across 49 economies and 102 country-year</w:t>
+      </w:r>
+      <w:r>
+        <w:t xml:space="preserve"> </w:t>
+      </w:r>
+      <w:r>
+        <w:t xml:space="preserve">waves of the World Bank Enterprise Survey (2003–2025), spanning all six</w:t>
+      </w:r>
+      <w:r>
+        <w:t xml:space="preserve"> </w:t>
+      </w:r>
+      <w:r>
+        <w:t xml:space="preserve">Institutional Capability and Resource Vulnerability (ICRV) regime</w:t>
+      </w:r>
+      <w:r>
+        <w:t xml:space="preserve"> </w:t>
+      </w:r>
+      <w:r>
+        <w:t xml:space="preserve">groups, we estimate a hierarchical set of OLS models with HC1 robust</w:t>
+      </w:r>
+      <w:r>
+        <w:t xml:space="preserve"> </w:t>
+      </w:r>
+      <w:r>
+        <w:t xml:space="preserve">standard errors. We find robust support for an inverted-U I–P</w:t>
+      </w:r>
+      <w:r>
+        <w:t xml:space="preserve"> </w:t>
+      </w:r>
+      <w:r>
+        <w:t xml:space="preserve">relationship with a turning point at approximately 36% of sales from</w:t>
+      </w:r>
+      <w:r>
+        <w:t xml:space="preserve"> </w:t>
+      </w:r>
+      <w:r>
+        <w:t xml:space="preserve">exports (Lind–Mehlum test p &lt; .001; confirmed in M11 at TP=34.6%,</w:t>
+      </w:r>
+      <w:r>
+        <w:t xml:space="preserve"> </w:t>
+      </w:r>
+      <w:r>
+        <w:t xml:space="preserve">p=.002). Technological capability (TCI) raises the performance level</w:t>
+      </w:r>
+      <w:r>
+        <w:t xml:space="preserve"> </w:t>
+      </w:r>
+      <w:r>
+        <w:t xml:space="preserve">without reliably reshaping the curve. Digital adoption (DAI) both raises</w:t>
+      </w:r>
+      <w:r>
+        <w:t xml:space="preserve"> </w:t>
+      </w:r>
+      <w:r>
+        <w:t xml:space="preserve">the performance level and significantly reshapes the I–P curve: firms</w:t>
+      </w:r>
+      <w:r>
+        <w:t xml:space="preserve"> </w:t>
+      </w:r>
+      <w:r>
+        <w:t xml:space="preserve">with higher DAI experience compressed ascending-limb returns at low FSTS</w:t>
+      </w:r>
+      <w:r>
+        <w:t xml:space="preserve"> </w:t>
+      </w:r>
+      <w:r>
+        <w:t xml:space="preserve">and attenuated performance decline at high FSTS (FSTS×DAI p &lt; .01;</w:t>
+      </w:r>
+      <w:r>
+        <w:t xml:space="preserve"> </w:t>
+      </w:r>
+      <w:r>
+        <w:t xml:space="preserve">FSTS²×DAI p &lt; .01 in M8–M9). Institutional regime (ICRV) moderates both</w:t>
+      </w:r>
+      <w:r>
+        <w:t xml:space="preserve"> </w:t>
+      </w:r>
+      <w:r>
+        <w:t xml:space="preserve">slope and curvature. Managerial experience and female top management</w:t>
+      </w:r>
+      <w:r>
+        <w:t xml:space="preserve"> </w:t>
+      </w:r>
+      <w:r>
+        <w:t xml:space="preserve">improve performance; experience additionally moderates the curve shape</w:t>
+      </w:r>
+      <w:r>
+        <w:t xml:space="preserve"> </w:t>
+      </w:r>
+      <w:r>
+        <w:t xml:space="preserve">in the full specification. These findings offer a parsimonious</w:t>
+      </w:r>
+      <w:r>
+        <w:t xml:space="preserve"> </w:t>
+      </w:r>
+      <w:r>
+        <w:t xml:space="preserve">resolution to Asian I–P heterogeneity: the relationship is universally</w:t>
+      </w:r>
+      <w:r>
+        <w:t xml:space="preserve"> </w:t>
+      </w:r>
+      <w:r>
+        <w:t xml:space="preserve">inverted-U, but regime quality and digital capability jointly determine</w:t>
+      </w:r>
+      <w:r>
+        <w:t xml:space="preserve"> </w:t>
+      </w:r>
+      <w:r>
+        <w:t xml:space="preserve">where the turning point falls.</w:t>
+      </w:r>
+    </w:p>
+    <w:p>
+      <w:pPr>
+        <w:pStyle w:val="BodyText"/>
       </w:pPr>
       <w:r>
         <w:rPr>
           <w:bCs/>
           <w:b/>
         </w:rPr>
-        <w:t xml:space="preserve">Version:</w:t>
-      </w:r>
-      <w:r>
-        <w:t xml:space="preserve"> </w:t>
-      </w:r>
-      <w:r>
-        <w:t xml:space="preserve">Working manuscript (May 2026)</w:t>
-      </w:r>
-      <w:r>
-        <w:br/>
-      </w:r>
-      <w:r>
-        <w:rPr>
-          <w:bCs/>
-          <w:b/>
-        </w:rPr>
-        <w:t xml:space="preserve">Status:</w:t>
-      </w:r>
-      <w:r>
-        <w:t xml:space="preserve"> </w:t>
-      </w:r>
-      <w:r>
-        <w:t xml:space="preserve">Empirical results complete; under revision for submission</w:t>
-      </w:r>
-    </w:p>
-    <w:bookmarkStart w:id="20" w:name="abstract"/>
-    <w:p>
-      <w:pPr>
-        <w:pStyle w:val="Heading2"/>
-      </w:pPr>
-      <w:r>
-        <w:t xml:space="preserve">Abstract</w:t>
-      </w:r>
-    </w:p>
-    <w:p>
-      <w:pPr>
-        <w:pStyle w:val="FirstParagraph"/>
-      </w:pPr>
-      <w:r>
-        <w:t xml:space="preserve">We examine whether the internationalization–performance (I–P)</w:t>
-      </w:r>
-      <w:r>
-        <w:t xml:space="preserve"> </w:t>
-      </w:r>
-      <w:r>
-        <w:t xml:space="preserve">relationship holds across a large and institutionally diverse set of</w:t>
-      </w:r>
-      <w:r>
-        <w:t xml:space="preserve"> </w:t>
-      </w:r>
-      <w:r>
-        <w:t xml:space="preserve">Asian and Pacific economies and identify the conditions under which</w:t>
-      </w:r>
-      <w:r>
-        <w:t xml:space="preserve"> </w:t>
-      </w:r>
-      <w:r>
-        <w:t xml:space="preserve">firms convert export intensity into productive performance. Using</w:t>
-      </w:r>
-      <w:r>
-        <w:t xml:space="preserve"> </w:t>
-      </w:r>
-      <w:r>
-        <w:t xml:space="preserve">microdata from 91, 982 firms across 49 economies and 102 country-year</w:t>
-      </w:r>
-      <w:r>
-        <w:t xml:space="preserve"> </w:t>
-      </w:r>
-      <w:r>
-        <w:t xml:space="preserve">waves of the World Bank Enterprise Survey (2003–2025), spanning all six</w:t>
-      </w:r>
-      <w:r>
-        <w:t xml:space="preserve"> </w:t>
-      </w:r>
-      <w:r>
-        <w:t xml:space="preserve">Institutional Capability and Resource Vulnerability (ICRV) regime</w:t>
-      </w:r>
-      <w:r>
-        <w:t xml:space="preserve"> </w:t>
-      </w:r>
-      <w:r>
-        <w:t xml:space="preserve">groups, we estimate a hierarchical set of OLS models with HC1 robust</w:t>
-      </w:r>
-      <w:r>
-        <w:t xml:space="preserve"> </w:t>
-      </w:r>
-      <w:r>
-        <w:t xml:space="preserve">standard errors. We find robust support for an inverted-U I–P</w:t>
-      </w:r>
-      <w:r>
-        <w:t xml:space="preserve"> </w:t>
-      </w:r>
-      <w:r>
-        <w:t xml:space="preserve">relationship with a turning point at approximately 36% of sales from</w:t>
-      </w:r>
-      <w:r>
-        <w:t xml:space="preserve"> </w:t>
-      </w:r>
-      <w:r>
-        <w:t xml:space="preserve">exports (Lind–Mehlum test p &lt; .001; confirmed in M11 at TP=34.6%,</w:t>
-      </w:r>
-      <w:r>
-        <w:t xml:space="preserve"> </w:t>
-      </w:r>
-      <w:r>
-        <w:t xml:space="preserve">p=.002). Technological capability (TCI) raises the performance level</w:t>
-      </w:r>
-      <w:r>
-        <w:t xml:space="preserve"> </w:t>
-      </w:r>
-      <w:r>
-        <w:t xml:space="preserve">without reliably reshaping the curve. Digital adoption (DAI) both raises</w:t>
-      </w:r>
-      <w:r>
-        <w:t xml:space="preserve"> </w:t>
-      </w:r>
-      <w:r>
-        <w:t xml:space="preserve">the performance level and significantly reshapes the I–P curve: firms</w:t>
-      </w:r>
-      <w:r>
-        <w:t xml:space="preserve"> </w:t>
-      </w:r>
-      <w:r>
-        <w:t xml:space="preserve">with higher DAI experience compressed ascending-limb returns at low FSTS</w:t>
-      </w:r>
-      <w:r>
-        <w:t xml:space="preserve"> </w:t>
-      </w:r>
-      <w:r>
-        <w:t xml:space="preserve">and attenuated performance decline at high FSTS (FSTS×DAI p &lt; .01;</w:t>
-      </w:r>
-      <w:r>
-        <w:t xml:space="preserve"> </w:t>
-      </w:r>
-      <w:r>
-        <w:t xml:space="preserve">FSTS²×DAI p &lt; .01 in M8–M9). Institutional regime (ICRV) moderates both</w:t>
-      </w:r>
-      <w:r>
-        <w:t xml:space="preserve"> </w:t>
-      </w:r>
-      <w:r>
-        <w:t xml:space="preserve">slope and curvature. Managerial experience and female top management</w:t>
-      </w:r>
-      <w:r>
-        <w:t xml:space="preserve"> </w:t>
-      </w:r>
-      <w:r>
-        <w:t xml:space="preserve">improve performance; experience additionally moderates the curve shape</w:t>
-      </w:r>
-      <w:r>
-        <w:t xml:space="preserve"> </w:t>
-      </w:r>
-      <w:r>
-        <w:t xml:space="preserve">in the full specification. These findings offer a parsimonious</w:t>
-      </w:r>
-      <w:r>
-        <w:t xml:space="preserve"> </w:t>
-      </w:r>
-      <w:r>
-        <w:t xml:space="preserve">resolution to Asian I–P heterogeneity: the relationship is universally</w:t>
-      </w:r>
-      <w:r>
-        <w:t xml:space="preserve"> </w:t>
-      </w:r>
-      <w:r>
-        <w:t xml:space="preserve">inverted-U, but regime quality and digital capability jointly determine</w:t>
-      </w:r>
-      <w:r>
-        <w:t xml:space="preserve"> </w:t>
-      </w:r>
-      <w:r>
-        <w:t xml:space="preserve">where the turning point falls.</w:t>
-      </w:r>
-    </w:p>
-    <w:p>
-      <w:pPr>
-        <w:pStyle w:val="BodyText"/>
-      </w:pPr>
-      <w:r>
-        <w:rPr>
-          <w:bCs/>
-          <w:b/>
-        </w:rPr>
         <w:t xml:space="preserve">Keywords:</w:t>
       </w:r>
       <w:r>
@@ -325,7 +291,7 @@
         <w:pStyle w:val="BodyText"/>
       </w:pPr>
       <w:r>
-        <w:t xml:space="preserve">This paper addresses that gap. We pool 91, 982 firm-observations from 49</w:t>
+        <w:t xml:space="preserve">This paper addresses that gap. We pool 91,982 firm-observations from 49</w:t>
       </w:r>
       <w:r>
         <w:t xml:space="preserve"> </w:t>
@@ -411,7 +377,7 @@
         <w:t xml:space="preserve"> </w:t>
       </w:r>
       <w:r>
-        <w:t xml:space="preserve">specifications (N = 84, 910–29, 840), robust even in the full three-way</w:t>
+        <w:t xml:space="preserve">specifications (N = 84,910–29,840), robust even in the full three-way</w:t>
       </w:r>
       <w:r>
         <w:t xml:space="preserve"> </w:t>
@@ -1729,7 +1695,7 @@
         <w:pStyle w:val="BodyText"/>
       </w:pPr>
       <w:r>
-        <w:t xml:space="preserve">The final analytical dataset contains 91, 982 firm-observations (before</w:t>
+        <w:t xml:space="preserve">The final analytical dataset contains 91,982 firm-observations (before</w:t>
       </w:r>
       <w:r>
         <w:t xml:space="preserve"> </w:t>
@@ -2187,13 +2153,13 @@
         <w:pStyle w:val="FirstParagraph"/>
       </w:pPr>
       <w:r>
-        <w:t xml:space="preserve">The analytic sample for M2 (outcome + FSTS non-missing) is N = 84, 910.</w:t>
-      </w:r>
-      <w:r>
-        <w:t xml:space="preserve"> </w:t>
-      </w:r>
-      <w:r>
-        <w:t xml:space="preserve">Adding controls reduces the sample to N = 38, 342 (M3); country-year FE</w:t>
+        <w:t xml:space="preserve">The analytic sample for M2 (outcome + FSTS non-missing) is N = 84,910.</w:t>
+      </w:r>
+      <w:r>
+        <w:t xml:space="preserve"> </w:t>
+      </w:r>
+      <w:r>
+        <w:t xml:space="preserve">Adding controls reduces the sample to N = 38,342 (M3); country-year FE</w:t>
       </w:r>
       <w:r>
         <w:t xml:space="preserve"> </w:t>
@@ -2205,13 +2171,13 @@
         <w:t xml:space="preserve"> </w:t>
       </w:r>
       <w:r>
-        <w:t xml:space="preserve">38, 051; adding DAI (M8) N ≈ 37, 940; manager models (M9) N ≈ 35, 568;</w:t>
-      </w:r>
-      <w:r>
-        <w:t xml:space="preserve"> </w:t>
-      </w:r>
-      <w:r>
-        <w:t xml:space="preserve">ICRV-moderation (M10) N ≈ 31, 928; full three-way (M11) N ≈ 29, 840. The</w:t>
+        <w:t xml:space="preserve">38,051; adding DAI (M8) N ≈ 37,940; manager models (M9) N ≈ 35,568;</w:t>
+      </w:r>
+      <w:r>
+        <w:t xml:space="preserve"> </w:t>
+      </w:r>
+      <w:r>
+        <w:t xml:space="preserve">ICRV-moderation (M10) N ≈ 31,928; full three-way (M11) N ≈ 29,840. The</w:t>
       </w:r>
       <w:r>
         <w:t xml:space="preserve"> </w:t>
@@ -6881,7 +6847,7 @@
               <w:jc w:val="left"/>
             </w:pPr>
             <w:r>
-              <w:t xml:space="preserve">84, 910</w:t>
+              <w:t xml:space="preserve">84,910</w:t>
             </w:r>
           </w:p>
         </w:tc>
@@ -6955,7 +6921,7 @@
               <w:jc w:val="left"/>
             </w:pPr>
             <w:r>
-              <w:t xml:space="preserve">84, 910</w:t>
+              <w:t xml:space="preserve">84,910</w:t>
             </w:r>
           </w:p>
         </w:tc>
@@ -7029,7 +6995,7 @@
               <w:jc w:val="left"/>
             </w:pPr>
             <w:r>
-              <w:t xml:space="preserve">84, 910</w:t>
+              <w:t xml:space="preserve">84,910</w:t>
             </w:r>
           </w:p>
         </w:tc>
@@ -7107,7 +7073,7 @@
               <w:jc w:val="left"/>
             </w:pPr>
             <w:r>
-              <w:t xml:space="preserve">38, 342</w:t>
+              <w:t xml:space="preserve">38,342</w:t>
             </w:r>
           </w:p>
         </w:tc>
@@ -7185,7 +7151,7 @@
               <w:jc w:val="left"/>
             </w:pPr>
             <w:r>
-              <w:t xml:space="preserve">38, 342</w:t>
+              <w:t xml:space="preserve">38,342</w:t>
             </w:r>
           </w:p>
         </w:tc>
@@ -7263,7 +7229,7 @@
               <w:jc w:val="left"/>
             </w:pPr>
             <w:r>
-              <w:t xml:space="preserve">38, 051</w:t>
+              <w:t xml:space="preserve">38,051</w:t>
             </w:r>
           </w:p>
         </w:tc>
@@ -7337,7 +7303,7 @@
               <w:jc w:val="left"/>
             </w:pPr>
             <w:r>
-              <w:t xml:space="preserve">38, 051</w:t>
+              <w:t xml:space="preserve">38,051</w:t>
             </w:r>
           </w:p>
         </w:tc>
@@ -7415,7 +7381,7 @@
               <w:jc w:val="left"/>
             </w:pPr>
             <w:r>
-              <w:t xml:space="preserve">37, 940</w:t>
+              <w:t xml:space="preserve">37,940</w:t>
             </w:r>
           </w:p>
         </w:tc>
@@ -7493,7 +7459,7 @@
               <w:jc w:val="left"/>
             </w:pPr>
             <w:r>
-              <w:t xml:space="preserve">35, 568</w:t>
+              <w:t xml:space="preserve">35,568</w:t>
             </w:r>
           </w:p>
         </w:tc>
@@ -7571,7 +7537,7 @@
               <w:jc w:val="left"/>
             </w:pPr>
             <w:r>
-              <w:t xml:space="preserve">31, 928</w:t>
+              <w:t xml:space="preserve">31,928</w:t>
             </w:r>
           </w:p>
         </w:tc>
@@ -7645,7 +7611,7 @@
               <w:jc w:val="left"/>
             </w:pPr>
             <w:r>
-              <w:t xml:space="preserve">29, 840</w:t>
+              <w:t xml:space="preserve">29,840</w:t>
             </w:r>
           </w:p>
         </w:tc>
@@ -8826,55 +8792,55 @@
               <w:jc w:val="left"/>
             </w:pPr>
             <w:r>
-              <w:t xml:space="preserve">84, 910</w:t>
-            </w:r>
-          </w:p>
-        </w:tc>
-        <w:tc>
-          <w:tcPr/>
-          <w:p>
-            <w:pPr>
-              <w:pStyle w:val="Compact"/>
-              <w:jc w:val="left"/>
-            </w:pPr>
-            <w:r>
-              <w:t xml:space="preserve">38, 051</w:t>
-            </w:r>
-          </w:p>
-        </w:tc>
-        <w:tc>
-          <w:tcPr/>
-          <w:p>
-            <w:pPr>
-              <w:pStyle w:val="Compact"/>
-              <w:jc w:val="left"/>
-            </w:pPr>
-            <w:r>
-              <w:t xml:space="preserve">37, 940</w:t>
-            </w:r>
-          </w:p>
-        </w:tc>
-        <w:tc>
-          <w:tcPr/>
-          <w:p>
-            <w:pPr>
-              <w:pStyle w:val="Compact"/>
-              <w:jc w:val="left"/>
-            </w:pPr>
-            <w:r>
-              <w:t xml:space="preserve">35, 568</w:t>
-            </w:r>
-          </w:p>
-        </w:tc>
-        <w:tc>
-          <w:tcPr/>
-          <w:p>
-            <w:pPr>
-              <w:pStyle w:val="Compact"/>
-              <w:jc w:val="left"/>
-            </w:pPr>
-            <w:r>
-              <w:t xml:space="preserve">31, 928</w:t>
+              <w:t xml:space="preserve">84,910</w:t>
+            </w:r>
+          </w:p>
+        </w:tc>
+        <w:tc>
+          <w:tcPr/>
+          <w:p>
+            <w:pPr>
+              <w:pStyle w:val="Compact"/>
+              <w:jc w:val="left"/>
+            </w:pPr>
+            <w:r>
+              <w:t xml:space="preserve">38,051</w:t>
+            </w:r>
+          </w:p>
+        </w:tc>
+        <w:tc>
+          <w:tcPr/>
+          <w:p>
+            <w:pPr>
+              <w:pStyle w:val="Compact"/>
+              <w:jc w:val="left"/>
+            </w:pPr>
+            <w:r>
+              <w:t xml:space="preserve">37,940</w:t>
+            </w:r>
+          </w:p>
+        </w:tc>
+        <w:tc>
+          <w:tcPr/>
+          <w:p>
+            <w:pPr>
+              <w:pStyle w:val="Compact"/>
+              <w:jc w:val="left"/>
+            </w:pPr>
+            <w:r>
+              <w:t xml:space="preserve">35,568</w:t>
+            </w:r>
+          </w:p>
+        </w:tc>
+        <w:tc>
+          <w:tcPr/>
+          <w:p>
+            <w:pPr>
+              <w:pStyle w:val="Compact"/>
+              <w:jc w:val="left"/>
+            </w:pPr>
+            <w:r>
+              <w:t xml:space="preserve">31,928</w:t>
             </w:r>
           </w:p>
         </w:tc>
@@ -8981,7 +8947,7 @@
         <w:t xml:space="preserve"> </w:t>
       </w:r>
       <w:r>
-        <w:t xml:space="preserve">included in M7–M10 but not reported for space. M11 (N=29, 840,</w:t>
+        <w:t xml:space="preserve">included in M7–M10 but not reported for space. M11 (N=29,840,</w:t>
       </w:r>
       <w:r>
         <w:t xml:space="preserve"> </w:t>

--- a/p7/submission/apjm_package/01_manuscript_blinded.docx
+++ b/p7/submission/apjm_package/01_manuscript_blinded.docx
@@ -2,7 +2,7 @@
 <file path=word/document.xml><?xml version="1.0" encoding="utf-8"?>
 <w:document xmlns:w="http://schemas.openxmlformats.org/wordprocessingml/2006/main" xmlns:m="http://schemas.openxmlformats.org/officeDocument/2006/math" xmlns:r="http://schemas.openxmlformats.org/officeDocument/2006/relationships" xmlns:o="urn:schemas-microsoft-com:office:office" xmlns:v="urn:schemas-microsoft-com:vml" xmlns:w10="urn:schemas-microsoft-com:office:word" xmlns:a="http://schemas.openxmlformats.org/drawingml/2006/main" xmlns:pic="http://schemas.openxmlformats.org/drawingml/2006/picture" xmlns:wp="http://schemas.openxmlformats.org/drawingml/2006/wordprocessingDrawing">
   <w:body>
-    <w:bookmarkStart w:id="81" w:name="Xf24ec467481d62a742d363f12c684976d74bdf7"/>
+    <w:bookmarkStart w:id="78" w:name="Xf24ec467481d62a742d363f12c684976d74bdf7"/>
     <w:p>
       <w:pPr>
         <w:pStyle w:val="Heading1"/>
@@ -191,7 +191,7 @@
       </w:r>
     </w:p>
     <w:bookmarkEnd w:id="20"/>
-    <w:bookmarkStart w:id="21" w:name="Xe3d0fc0bea9a42ce7605565d0964033d7f6ee47"/>
+    <w:bookmarkStart w:id="21" w:name="introduction"/>
     <w:p>
       <w:pPr>
         <w:pStyle w:val="Heading2"/>
@@ -473,7 +473,7 @@
       </w:r>
     </w:p>
     <w:bookmarkEnd w:id="21"/>
-    <w:bookmarkStart w:id="29" w:name="Xce0b9068aa677089fdc23e66f61b75516af2bf7"/>
+    <w:bookmarkStart w:id="29" w:name="theoretical-framework-and-hypotheses"/>
     <w:p>
       <w:pPr>
         <w:pStyle w:val="Heading2"/>
@@ -482,7 +482,7 @@
         <w:t xml:space="preserve">2. Theoretical Framework and Hypotheses</w:t>
       </w:r>
     </w:p>
-    <w:bookmarkStart w:id="22" w:name="X61eb865d3ba9c18e1eda9971096f2566a95b0ec"/>
+    <w:bookmarkStart w:id="22" w:name="theoretical-foundations"/>
     <w:p>
       <w:pPr>
         <w:pStyle w:val="Heading3"/>
@@ -566,7 +566,7 @@
       </w:r>
     </w:p>
     <w:bookmarkEnd w:id="22"/>
-    <w:bookmarkStart w:id="23" w:name="Xf68c2510db72354551e5b442c06e6149a212286"/>
+    <w:bookmarkStart w:id="23" w:name="the-non-linear-ip-relationship-h1"/>
     <w:p>
       <w:pPr>
         <w:pStyle w:val="Heading3"/>
@@ -580,7 +580,7 @@
         <w:pStyle w:val="FirstParagraph"/>
       </w:pPr>
       <w:r>
-        <w:t xml:space="preserve">Contractor et al. (2003) formalised the three-stage S-curve hypothesis:</w:t>
+        <w:t xml:space="preserve">Contractor et al. (2003) formalised the three-stage S-curve hypothesis:</w:t>
       </w:r>
       <w:r>
         <w:t xml:space="preserve"> </w:t>
@@ -730,7 +730,7 @@
       </w:r>
     </w:p>
     <w:bookmarkEnd w:id="23"/>
-    <w:bookmarkStart w:id="24" w:name="X804c25e8bdbf8eade8cd93fdb8dbf851f3c8515"/>
+    <w:bookmarkStart w:id="24" w:name="Xe2f9215226203df0d35a74fbc3991b825156e23"/>
     <w:p>
       <w:pPr>
         <w:pStyle w:val="Heading3"/>
@@ -889,7 +889,7 @@
       </w:r>
     </w:p>
     <w:bookmarkEnd w:id="24"/>
-    <w:bookmarkStart w:id="25" w:name="Xf9645264d48ebb644ff7e280396113254c384c7"/>
+    <w:bookmarkStart w:id="25" w:name="digital-adoption-as-a-level-enhancer-h3"/>
     <w:p>
       <w:pPr>
         <w:pStyle w:val="Heading3"/>
@@ -927,7 +927,7 @@
         <w:t xml:space="preserve"> </w:t>
       </w:r>
       <w:r>
-        <w:t xml:space="preserve">dissertation, DAI's effect depends on the interaction of regime quality,</w:t>
+        <w:t xml:space="preserve">dissertation, DAI’s effect depends on the interaction of regime quality,</w:t>
       </w:r>
       <w:r>
         <w:t xml:space="preserve"> </w:t>
@@ -963,7 +963,7 @@
         <w:t xml:space="preserve"> </w:t>
       </w:r>
       <w:r>
-        <w:t xml:space="preserve">IV-estimated β(DAI) ≈ 0, consistent with selection bias in OLS), DAI's</w:t>
+        <w:t xml:space="preserve">IV-estimated β(DAI) ≈ 0, consistent with selection bias in OLS), DAI’s</w:t>
       </w:r>
       <w:r>
         <w:t xml:space="preserve"> </w:t>
@@ -1057,7 +1057,7 @@
       </w:r>
     </w:p>
     <w:bookmarkEnd w:id="25"/>
-    <w:bookmarkStart w:id="26" w:name="Xfde2382d547d6bd016a370b8abd9bb51c6ab875"/>
+    <w:bookmarkStart w:id="26" w:name="managerial-characteristics-h4"/>
     <w:p>
       <w:pPr>
         <w:pStyle w:val="Heading3"/>
@@ -1195,7 +1195,7 @@
       </w:r>
     </w:p>
     <w:bookmarkEnd w:id="26"/>
-    <w:bookmarkStart w:id="27" w:name="Xc04b0d08a7461e173e211ec4b938149d2f7c8bf"/>
+    <w:bookmarkStart w:id="27" w:name="X0b3fdaf9bb49b1730bc3a0521f76f654a8096ae"/>
     <w:p>
       <w:pPr>
         <w:pStyle w:val="Heading3"/>
@@ -1347,7 +1347,7 @@
       </w:r>
     </w:p>
     <w:bookmarkEnd w:id="27"/>
-    <w:bookmarkStart w:id="28" w:name="X0acb0ebe9609c9b4cd27b2f0dbe81194406b82a"/>
+    <w:bookmarkStart w:id="28" w:name="regime-contingent-digital-effects-h6"/>
     <w:p>
       <w:pPr>
         <w:pStyle w:val="Heading3"/>
@@ -1427,7 +1427,7 @@
         <w:t xml:space="preserve"> </w:t>
       </w:r>
       <w:r>
-        <w:t xml:space="preserve">capabilities' curve-reshaping potency (established in H3) varies</w:t>
+        <w:t xml:space="preserve">capabilities’ curve-reshaping potency (established in H3) varies</w:t>
       </w:r>
       <w:r>
         <w:t xml:space="preserve"> </w:t>
@@ -1563,7 +1563,7 @@
         <w:t xml:space="preserve"> </w:t>
       </w:r>
       <w:r>
-        <w:t xml:space="preserve">curve-reshaping effect: digital adoption's compressive effect on the</w:t>
+        <w:t xml:space="preserve">curve-reshaping effect: digital adoption’s compressive effect on the</w:t>
       </w:r>
       <w:r>
         <w:t xml:space="preserve"> </w:t>
@@ -1592,7 +1592,7 @@
     </w:p>
     <w:bookmarkEnd w:id="28"/>
     <w:bookmarkEnd w:id="29"/>
-    <w:bookmarkStart w:id="34" w:name="X5eb800a903106e48a684e9ea9de39ed619b9df8"/>
+    <w:bookmarkStart w:id="34" w:name="data-and-methods"/>
     <w:p>
       <w:pPr>
         <w:pStyle w:val="Heading2"/>
@@ -1601,7 +1601,7 @@
         <w:t xml:space="preserve">3. Data and Methods</w:t>
       </w:r>
     </w:p>
-    <w:bookmarkStart w:id="30" w:name="X180323993af082d7b264d69830cacecf330a102"/>
+    <w:bookmarkStart w:id="30" w:name="data-source"/>
     <w:p>
       <w:pPr>
         <w:pStyle w:val="Heading3"/>
@@ -1701,7 +1701,7 @@
         <w:t xml:space="preserve"> </w:t>
       </w:r>
       <w:r>
-        <w:t xml:space="preserve">applying outcome and FSTS non-missing requirements). Oman's available</w:t>
+        <w:t xml:space="preserve">applying outcome and FSTS non-missing requirements). Oman’s available</w:t>
       </w:r>
       <w:r>
         <w:t xml:space="preserve"> </w:t>
@@ -1765,7 +1765,7 @@
       </w:r>
     </w:p>
     <w:bookmarkEnd w:id="30"/>
-    <w:bookmarkStart w:id="31" w:name="Xbcf9f12e79107fa2c089aaf13fc6c4fb773f1c2"/>
+    <w:bookmarkStart w:id="31" w:name="variables"/>
     <w:p>
       <w:pPr>
         <w:pStyle w:val="Heading3"/>
@@ -2021,7 +2021,7 @@
       </w:r>
     </w:p>
     <w:bookmarkEnd w:id="31"/>
-    <w:bookmarkStart w:id="32" w:name="X88d3b635b18ee197bee6ec760e4576787847be1"/>
+    <w:bookmarkStart w:id="32" w:name="estimation-strategy"/>
     <w:p>
       <w:pPr>
         <w:pStyle w:val="Heading3"/>
@@ -2139,7 +2139,7 @@
       </w:r>
     </w:p>
     <w:bookmarkEnd w:id="32"/>
-    <w:bookmarkStart w:id="33" w:name="X7306ee6cc650c2a8c74023d786fd3b6ffa0ad4b"/>
+    <w:bookmarkStart w:id="33" w:name="sample-sizes"/>
     <w:p>
       <w:pPr>
         <w:pStyle w:val="Heading3"/>
@@ -2200,7 +2200,7 @@
     </w:p>
     <w:bookmarkEnd w:id="33"/>
     <w:bookmarkEnd w:id="34"/>
-    <w:bookmarkStart w:id="42" w:name="X121719332867ee227f0a04b486098cee978c6e6"/>
+    <w:bookmarkStart w:id="42" w:name="results"/>
     <w:p>
       <w:pPr>
         <w:pStyle w:val="Heading2"/>
@@ -2209,7 +2209,7 @@
         <w:t xml:space="preserve">4. Results</w:t>
       </w:r>
     </w:p>
-    <w:bookmarkStart w:id="35" w:name="X1a3b7383b8b125b3d271986dbdfbc78bb7f954a"/>
+    <w:bookmarkStart w:id="35" w:name="descriptive-statistics-and-correlations"/>
     <w:p>
       <w:pPr>
         <w:pStyle w:val="Heading3"/>
@@ -2275,7 +2275,7 @@
       </w:r>
     </w:p>
     <w:bookmarkEnd w:id="35"/>
-    <w:bookmarkStart w:id="36" w:name="Xdbf83b4a83d0a9c63e43fc4d25cefed1772f7cd"/>
+    <w:bookmarkStart w:id="36" w:name="main-effect-inverted-u-h1"/>
     <w:p>
       <w:pPr>
         <w:pStyle w:val="Heading3"/>
@@ -2455,7 +2455,7 @@
       </w:r>
     </w:p>
     <w:bookmarkEnd w:id="36"/>
-    <w:bookmarkStart w:id="37" w:name="X9595a9bb339e08d65399a059096afa9ae72a457"/>
+    <w:bookmarkStart w:id="37" w:name="technological-capability-moderation-h2"/>
     <w:p>
       <w:pPr>
         <w:pStyle w:val="Heading3"/>
@@ -2645,7 +2645,7 @@
       </w:r>
     </w:p>
     <w:bookmarkEnd w:id="37"/>
-    <w:bookmarkStart w:id="38" w:name="X151158cb9bb4ce58412a9381bb2aaa4f708d4d3"/>
+    <w:bookmarkStart w:id="38" w:name="digital-adoption-moderation-h3"/>
     <w:p>
       <w:pPr>
         <w:pStyle w:val="Heading3"/>
@@ -2807,7 +2807,7 @@
       </w:r>
     </w:p>
     <w:bookmarkEnd w:id="38"/>
-    <w:bookmarkStart w:id="39" w:name="X8c2848f12d916aaecc7d070f2d4e848d015e61e"/>
+    <w:bookmarkStart w:id="39" w:name="managerial-characteristics-h4-1"/>
     <w:p>
       <w:pPr>
         <w:pStyle w:val="Heading3"/>
@@ -2939,7 +2939,7 @@
       </w:r>
     </w:p>
     <w:bookmarkEnd w:id="39"/>
-    <w:bookmarkStart w:id="40" w:name="Xa3f0408b049fb96786efb222e5b901022bb2da2"/>
+    <w:bookmarkStart w:id="40" w:name="institutional-regime-moderation-h5"/>
     <w:p>
       <w:pPr>
         <w:pStyle w:val="Heading3"/>
@@ -3085,7 +3085,7 @@
         <w:t xml:space="preserve"> </w:t>
       </w:r>
       <w:r>
-        <w:t xml:space="preserve">turning point is approximately 28%; for Group V–VI (Frontier/SIDS), the</w:t>
+        <w:t xml:space="preserve">turning point is approximately 28%; for Group V–VI (Emerging/SIDS), the</w:t>
       </w:r>
       <w:r>
         <w:t xml:space="preserve"> </w:t>
@@ -3155,7 +3155,7 @@
       </w:r>
     </w:p>
     <w:bookmarkEnd w:id="40"/>
-    <w:bookmarkStart w:id="41" w:name="Xa51c5497f5122fc9a49f126906c933c8949a1b3"/>
+    <w:bookmarkStart w:id="41" w:name="full-three-way-moderation-h6"/>
     <w:p>
       <w:pPr>
         <w:pStyle w:val="Heading3"/>
@@ -3249,7 +3249,7 @@
         <w:pStyle w:val="BodyText"/>
       </w:pPr>
       <w:r>
-        <w:t xml:space="preserve">AdjR² = .067 in M11 (vs. .049 in M10) indicates meaningful incremental</w:t>
+        <w:t xml:space="preserve">AdjR² = .067 in M11 (vs. .049 in M10) indicates meaningful incremental</w:t>
       </w:r>
       <w:r>
         <w:t xml:space="preserve"> </w:t>
@@ -3305,7 +3305,7 @@
         <w:t xml:space="preserve"> </w:t>
       </w:r>
       <w:r>
-        <w:t xml:space="preserve">significance, the WBES DAI measure's limited dimensionality (Tier 1–2</w:t>
+        <w:t xml:space="preserve">significance, the WBES DAI measure’s limited dimensionality (Tier 1–2</w:t>
       </w:r>
       <w:r>
         <w:t xml:space="preserve"> </w:t>
@@ -3322,7 +3322,7 @@
     </w:p>
     <w:bookmarkEnd w:id="41"/>
     <w:bookmarkEnd w:id="42"/>
-    <w:bookmarkStart w:id="48" w:name="X735612638e4e736e4693e459c258977262c0dfc"/>
+    <w:bookmarkStart w:id="48" w:name="discussion"/>
     <w:p>
       <w:pPr>
         <w:pStyle w:val="Heading2"/>
@@ -3331,7 +3331,7 @@
         <w:t xml:space="preserve">5. Discussion</w:t>
       </w:r>
     </w:p>
-    <w:bookmarkStart w:id="43" w:name="Xdb3d0d0ea2b17533512dc509acb289540c6f5bb"/>
+    <w:bookmarkStart w:id="43" w:name="resolution-of-cross-study-heterogeneity"/>
     <w:p>
       <w:pPr>
         <w:pStyle w:val="Heading3"/>
@@ -3421,7 +3421,7 @@
       </w:r>
     </w:p>
     <w:bookmarkEnd w:id="43"/>
-    <w:bookmarkStart w:id="44" w:name="X3e958d55d5690299d9deebec25f8bb524b314c6"/>
+    <w:bookmarkStart w:id="44" w:name="technology-as-amplifier-not-moderator"/>
     <w:p>
       <w:pPr>
         <w:pStyle w:val="Heading3"/>
@@ -3511,7 +3511,7 @@
       </w:r>
     </w:p>
     <w:bookmarkEnd w:id="44"/>
-    <w:bookmarkStart w:id="45" w:name="X6dd7d6eceb2ff81026d810222fc30c1f86e05e5"/>
+    <w:bookmarkStart w:id="45" w:name="Xf6197b5ae9fc313cd14220a896ca012fd7330cf"/>
     <w:p>
       <w:pPr>
         <w:pStyle w:val="Heading3"/>
@@ -3543,7 +3543,7 @@
         <w:t xml:space="preserve"> </w:t>
       </w:r>
       <w:r>
-        <w:t xml:space="preserve">digital capabilities' performance effects are context-contingent. In</w:t>
+        <w:t xml:space="preserve">digital capabilities’ performance effects are context-contingent. In</w:t>
       </w:r>
       <w:r>
         <w:t xml:space="preserve"> </w:t>
@@ -3589,7 +3589,7 @@
       </w:r>
     </w:p>
     <w:bookmarkEnd w:id="45"/>
-    <w:bookmarkStart w:id="46" w:name="X84f38018b3434e120970b4f2e30dde187cbc62e"/>
+    <w:bookmarkStart w:id="46" w:name="managerial-heterogeneity"/>
     <w:p>
       <w:pPr>
         <w:pStyle w:val="Heading3"/>
@@ -3723,7 +3723,7 @@
         <w:t xml:space="preserve"> </w:t>
       </w:r>
       <w:r>
-        <w:t xml:space="preserve">reduces women's wage employment probability by 8.1 percentage points and</w:t>
+        <w:t xml:space="preserve">reduces women’s wage employment probability by 8.1 percentage points and</w:t>
       </w:r>
       <w:r>
         <w:t xml:space="preserve"> </w:t>
@@ -3787,7 +3787,7 @@
       </w:r>
     </w:p>
     <w:bookmarkEnd w:id="46"/>
-    <w:bookmarkStart w:id="47" w:name="Xde7edcb3f604b7ff7a62d585547252a5b42f172"/>
+    <w:bookmarkStart w:id="47" w:name="limitations"/>
     <w:p>
       <w:pPr>
         <w:pStyle w:val="Heading3"/>
@@ -3807,7 +3807,25 @@
         <w:t xml:space="preserve"> </w:t>
       </w:r>
       <w:r>
-        <w:t xml:space="preserve">cross-sectional design: the term "performance" throughout refers to a</w:t>
+        <w:t xml:space="preserve">cross-sectional design: the term</w:t>
+      </w:r>
+      <w:r>
+        <w:t xml:space="preserve"> </w:t>
+      </w:r>
+      <w:r>
+        <w:t xml:space="preserve">“</w:t>
+      </w:r>
+      <w:r>
+        <w:t xml:space="preserve">performance</w:t>
+      </w:r>
+      <w:r>
+        <w:t xml:space="preserve">”</w:t>
+      </w:r>
+      <w:r>
+        <w:t xml:space="preserve"> </w:t>
+      </w:r>
+      <w:r>
+        <w:t xml:space="preserve">throughout refers to a</w:t>
       </w:r>
       <w:r>
         <w:t xml:space="preserve"> </w:t>
@@ -3861,7 +3879,7 @@
         <w:t xml:space="preserve"> </w:t>
       </w:r>
       <w:r>
-        <w:t xml:space="preserve">groups; however, Oman's available wave (2003) predates the</w:t>
+        <w:t xml:space="preserve">groups; however, Oman’s available wave (2003) predates the</w:t>
       </w:r>
       <w:r>
         <w:t xml:space="preserve"> </w:t>
@@ -3884,7 +3902,7 @@
     </w:p>
     <w:bookmarkEnd w:id="47"/>
     <w:bookmarkEnd w:id="48"/>
-    <w:bookmarkStart w:id="49" w:name="X56025c6d9dbf7520f7a7df11f905cdd09f46e4a"/>
+    <w:bookmarkStart w:id="49" w:name="conclusions"/>
     <w:p>
       <w:pPr>
         <w:pStyle w:val="Heading2"/>
@@ -4124,11 +4142,11 @@
         <w:pStyle w:val="FirstParagraph"/>
       </w:pPr>
       <w:r>
-        <w:t xml:space="preserve">During the preparation of this work, the author(s) used Grammarly, a writing-assistance tool, to correct spelling, grammar, and punctuation in the author(s)' own original text. No generative artificial-intelligence tool was used to generate, draft, or create any substantive content, analysis, or interpretation. The author(s) reviewed and edited the output and take(s) full responsibility for the content of the publication.</w:t>
+        <w:t xml:space="preserve">During the preparation of this work, the author(s) used Grammarly, a writing-assistance tool, to correct spelling, grammar, and punctuation in the author(s)’ own original text. No generative artificial-intelligence tool was used to generate, draft, or create any substantive content, analysis, or interpretation. The author(s) reviewed and edited the output and take(s) full responsibility for the content of the publication.</w:t>
       </w:r>
     </w:p>
     <w:bookmarkEnd w:id="50"/>
-    <w:bookmarkStart w:id="78" w:name="references"/>
+    <w:bookmarkStart w:id="75" w:name="references"/>
     <w:p>
       <w:pPr>
         <w:pStyle w:val="Heading2"/>
@@ -4817,53 +4835,48 @@
       <w:r>
         <w:t xml:space="preserve"> </w:t>
       </w:r>
+      <w:r>
+        <w:t xml:space="preserve">https://doi.org/10.5772/intechopen.1011012</w:t>
+      </w:r>
+    </w:p>
+    <w:p>
+      <w:pPr>
+        <w:pStyle w:val="BodyText"/>
+      </w:pPr>
+      <w:r>
+        <w:t xml:space="preserve">Hambrick, D. C. (2007). Upper echelons theory: An update.</w:t>
+      </w:r>
+      <w:r>
+        <w:t xml:space="preserve"> </w:t>
+      </w:r>
+      <w:r>
+        <w:rPr>
+          <w:iCs/>
+          <w:i/>
+        </w:rPr>
+        <w:t xml:space="preserve">Academy of</w:t>
+      </w:r>
+      <w:r>
+        <w:rPr>
+          <w:iCs/>
+          <w:i/>
+        </w:rPr>
+        <w:t xml:space="preserve"> </w:t>
+      </w:r>
+      <w:r>
+        <w:rPr>
+          <w:iCs/>
+          <w:i/>
+        </w:rPr>
+        <w:t xml:space="preserve">Management Review, 32</w:t>
+      </w:r>
+      <w:r>
+        <w:t xml:space="preserve">(2), 334–343.</w:t>
+      </w:r>
+      <w:r>
+        <w:t xml:space="preserve"> </w:t>
+      </w:r>
       <w:hyperlink r:id="rId61">
-        <w:r>
-          <w:rPr>
-            <w:rStyle w:val="Hyperlink"/>
-          </w:rPr>
-          <w:t xml:space="preserve">https://doi.org/10.5772/intechopen.1011012</w:t>
-        </w:r>
-      </w:hyperlink>
-    </w:p>
-    <w:p>
-      <w:pPr>
-        <w:pStyle w:val="BodyText"/>
-      </w:pPr>
-      <w:r>
-        <w:t xml:space="preserve">Hambrick, D. C. (2007). Upper echelons theory: An update.</w:t>
-      </w:r>
-      <w:r>
-        <w:t xml:space="preserve"> </w:t>
-      </w:r>
-      <w:r>
-        <w:rPr>
-          <w:iCs/>
-          <w:i/>
-        </w:rPr>
-        <w:t xml:space="preserve">Academy of</w:t>
-      </w:r>
-      <w:r>
-        <w:rPr>
-          <w:iCs/>
-          <w:i/>
-        </w:rPr>
-        <w:t xml:space="preserve"> </w:t>
-      </w:r>
-      <w:r>
-        <w:rPr>
-          <w:iCs/>
-          <w:i/>
-        </w:rPr>
-        <w:t xml:space="preserve">Management Review, 32</w:t>
-      </w:r>
-      <w:r>
-        <w:t xml:space="preserve">(2), 334–343.</w:t>
-      </w:r>
-      <w:r>
-        <w:t xml:space="preserve"> </w:t>
-      </w:r>
-      <w:hyperlink r:id="rId62">
         <w:r>
           <w:rPr>
             <w:rStyle w:val="Hyperlink"/>
@@ -4915,7 +4928,7 @@
       <w:r>
         <w:t xml:space="preserve"> </w:t>
       </w:r>
-      <w:hyperlink r:id="rId63">
+      <w:hyperlink r:id="rId62">
         <w:r>
           <w:rPr>
             <w:rStyle w:val="Hyperlink"/>
@@ -4997,7 +5010,7 @@
           <w:iCs/>
           <w:i/>
         </w:rPr>
-        <w:t xml:space="preserve">Women in leadership in Viet Nam's banking sector</w:t>
+        <w:t xml:space="preserve">Women in leadership in Viet Nam’s banking sector</w:t>
       </w:r>
       <w:r>
         <w:t xml:space="preserve">. IFC, World Bank</w:t>
@@ -5050,7 +5063,7 @@
       <w:r>
         <w:t xml:space="preserve"> </w:t>
       </w:r>
-      <w:hyperlink r:id="rId64">
+      <w:hyperlink r:id="rId63">
         <w:r>
           <w:rPr>
             <w:rStyle w:val="Hyperlink"/>
@@ -5100,7 +5113,7 @@
       <w:r>
         <w:t xml:space="preserve"> </w:t>
       </w:r>
-      <w:hyperlink r:id="rId65">
+      <w:hyperlink r:id="rId64">
         <w:r>
           <w:rPr>
             <w:rStyle w:val="Hyperlink"/>
@@ -5144,7 +5157,7 @@
       <w:r>
         <w:t xml:space="preserve"> </w:t>
       </w:r>
-      <w:hyperlink r:id="rId66">
+      <w:hyperlink r:id="rId65">
         <w:r>
           <w:rPr>
             <w:rStyle w:val="Hyperlink"/>
@@ -5196,7 +5209,7 @@
       <w:r>
         <w:t xml:space="preserve"> </w:t>
       </w:r>
-      <w:hyperlink r:id="rId67">
+      <w:hyperlink r:id="rId66">
         <w:r>
           <w:rPr>
             <w:rStyle w:val="Hyperlink"/>
@@ -5248,7 +5261,7 @@
       <w:r>
         <w:t xml:space="preserve"> </w:t>
       </w:r>
-      <w:hyperlink r:id="rId68">
+      <w:hyperlink r:id="rId67">
         <w:r>
           <w:rPr>
             <w:rStyle w:val="Hyperlink"/>
@@ -5300,7 +5313,7 @@
       <w:r>
         <w:t xml:space="preserve"> </w:t>
       </w:r>
-      <w:hyperlink r:id="rId69">
+      <w:hyperlink r:id="rId68">
         <w:r>
           <w:rPr>
             <w:rStyle w:val="Hyperlink"/>
@@ -5350,7 +5363,7 @@
       <w:r>
         <w:t xml:space="preserve"> </w:t>
       </w:r>
-      <w:hyperlink r:id="rId70">
+      <w:hyperlink r:id="rId69">
         <w:r>
           <w:rPr>
             <w:rStyle w:val="Hyperlink"/>
@@ -5443,14 +5456,9 @@
       <w:r>
         <w:t xml:space="preserve"> </w:t>
       </w:r>
-      <w:hyperlink r:id="rId71">
-        <w:r>
-          <w:rPr>
-            <w:rStyle w:val="Hyperlink"/>
-          </w:rPr>
-          <w:t xml:space="preserve">https://doi.org/10.1007/s11575-010-0029-0</w:t>
-        </w:r>
-      </w:hyperlink>
+      <w:r>
+        <w:t xml:space="preserve">https://doi.org/10.1007/s11575-010-0029-0</w:t>
+      </w:r>
     </w:p>
     <w:p>
       <w:pPr>
@@ -5516,7 +5524,7 @@
       <w:r>
         <w:t xml:space="preserve"> </w:t>
       </w:r>
-      <w:hyperlink r:id="rId72">
+      <w:hyperlink r:id="rId70">
         <w:r>
           <w:rPr>
             <w:rStyle w:val="Hyperlink"/>
@@ -5536,7 +5544,7 @@
         <w:t xml:space="preserve"> </w:t>
       </w:r>
       <w:r>
-        <w:t xml:space="preserve">managers' experience and gender on internationalization and firm</w:t>
+        <w:t xml:space="preserve">managers’ experience and gender on internationalization and firm</w:t>
       </w:r>
       <w:r>
         <w:t xml:space="preserve"> </w:t>
@@ -5561,19 +5569,8 @@
         <w:t xml:space="preserve"> </w:t>
       </w:r>
       <w:r>
-        <w:t xml:space="preserve">1209–1216.</w:t>
-      </w:r>
-      <w:r>
-        <w:t xml:space="preserve"> </w:t>
-      </w:r>
-      <w:hyperlink r:id="rId73">
-        <w:r>
-          <w:rPr>
-            <w:rStyle w:val="Hyperlink"/>
-          </w:rPr>
-          <w:t xml:space="preserve">https://doi.org/10.5267/j.ac.2020.9.006</w:t>
-        </w:r>
-      </w:hyperlink>
+        <w:t xml:space="preserve">1209–1216. https://doi.org/10.5267/j.ac.2020.9.006</w:t>
+      </w:r>
     </w:p>
     <w:p>
       <w:pPr>
@@ -5744,7 +5741,7 @@
       <w:r>
         <w:t xml:space="preserve"> </w:t>
       </w:r>
-      <w:hyperlink r:id="rId74">
+      <w:hyperlink r:id="rId71">
         <w:r>
           <w:rPr>
             <w:rStyle w:val="Hyperlink"/>
@@ -5790,7 +5787,7 @@
       <w:r>
         <w:t xml:space="preserve"> </w:t>
       </w:r>
-      <w:hyperlink r:id="rId75">
+      <w:hyperlink r:id="rId72">
         <w:r>
           <w:rPr>
             <w:rStyle w:val="Hyperlink"/>
@@ -5822,7 +5819,7 @@
       <w:r>
         <w:t xml:space="preserve"> </w:t>
       </w:r>
-      <w:hyperlink r:id="rId76">
+      <w:hyperlink r:id="rId73">
         <w:r>
           <w:rPr>
             <w:rStyle w:val="Hyperlink"/>
@@ -5944,7 +5941,7 @@
       <w:r>
         <w:t xml:space="preserve"> </w:t>
       </w:r>
-      <w:hyperlink r:id="rId77">
+      <w:hyperlink r:id="rId74">
         <w:r>
           <w:rPr>
             <w:rStyle w:val="Hyperlink"/>
@@ -6041,7 +6038,7 @@
       <w:r>
         <w:t xml:space="preserve"> </w:t>
       </w:r>
-      <w:hyperlink r:id="rId77">
+      <w:hyperlink r:id="rId74">
         <w:r>
           <w:rPr>
             <w:rStyle w:val="Hyperlink"/>
@@ -6083,8 +6080,8 @@
         <w:t xml:space="preserve">(4), 305–320.</w:t>
       </w:r>
     </w:p>
-    <w:bookmarkEnd w:id="78"/>
-    <w:bookmarkStart w:id="79" w:name="appendix-a-model-sequence"/>
+    <w:bookmarkEnd w:id="75"/>
+    <w:bookmarkStart w:id="76" w:name="appendix-a-model-sequence"/>
     <w:p>
       <w:pPr>
         <w:pStyle w:val="Heading2"/>
@@ -6108,15 +6105,15 @@
     <w:tbl>
       <w:tblPr>
         <w:tblStyle w:val="Table"/>
-        <w:tblW w:type="auto" w:w="0"/>
+        <w:tblW w:type="pct" w:w="5000"/>
         <w:tblLook w:firstRow="1" w:lastRow="0" w:firstColumn="0" w:lastColumn="0" w:noHBand="0" w:noVBand="0" w:val="0020"/>
         <w:jc w:val="start"/>
       </w:tblPr>
       <w:tblGrid>
-        <w:gridCol w:w="1980"/>
-        <w:gridCol w:w="1980"/>
-        <w:gridCol w:w="1980"/>
-        <w:gridCol w:w="1980"/>
+        <w:gridCol w:w="1307"/>
+        <w:gridCol w:w="4229"/>
+        <w:gridCol w:w="1614"/>
+        <w:gridCol w:w="768"/>
       </w:tblGrid>
       <w:tr>
         <w:trPr>
@@ -6737,17 +6734,17 @@
     <w:tbl>
       <w:tblPr>
         <w:tblStyle w:val="Table"/>
-        <w:tblW w:type="auto" w:w="0"/>
+        <w:tblW w:type="pct" w:w="5000"/>
         <w:tblLook w:firstRow="1" w:lastRow="0" w:firstColumn="0" w:lastColumn="0" w:noHBand="0" w:noVBand="0" w:val="0020"/>
         <w:jc w:val="start"/>
       </w:tblPr>
       <w:tblGrid>
-        <w:gridCol w:w="1320"/>
-        <w:gridCol w:w="1320"/>
-        <w:gridCol w:w="1320"/>
-        <w:gridCol w:w="1320"/>
-        <w:gridCol w:w="1320"/>
-        <w:gridCol w:w="1320"/>
+        <w:gridCol w:w="652"/>
+        <w:gridCol w:w="745"/>
+        <w:gridCol w:w="745"/>
+        <w:gridCol w:w="1770"/>
+        <w:gridCol w:w="745"/>
+        <w:gridCol w:w="3261"/>
       </w:tblGrid>
       <w:tr>
         <w:trPr>
@@ -7720,17 +7717,17 @@
     <w:tbl>
       <w:tblPr>
         <w:tblStyle w:val="Table"/>
-        <w:tblW w:type="auto" w:w="0"/>
+        <w:tblW w:type="pct" w:w="5000"/>
         <w:tblLook w:firstRow="1" w:lastRow="0" w:firstColumn="0" w:lastColumn="0" w:noHBand="0" w:noVBand="0" w:val="0020"/>
         <w:jc w:val="start"/>
       </w:tblPr>
       <w:tblGrid>
-        <w:gridCol w:w="1320"/>
-        <w:gridCol w:w="1320"/>
-        <w:gridCol w:w="1320"/>
-        <w:gridCol w:w="1320"/>
-        <w:gridCol w:w="1320"/>
-        <w:gridCol w:w="1320"/>
+        <w:gridCol w:w="1473"/>
+        <w:gridCol w:w="1289"/>
+        <w:gridCol w:w="1289"/>
+        <w:gridCol w:w="1289"/>
+        <w:gridCol w:w="1289"/>
+        <w:gridCol w:w="1289"/>
       </w:tblGrid>
       <w:tr>
         <w:trPr>
@@ -8968,8 +8965,8 @@
         <w:t xml:space="preserve">mgr_female=+0.187***, female_owner=+0.128**.</w:t>
       </w:r>
     </w:p>
-    <w:bookmarkEnd w:id="79"/>
-    <w:bookmarkStart w:id="80" w:name="X09b5d89c7c8f35bf9d25d1bfe47da72b2ba58bf"/>
+    <w:bookmarkEnd w:id="76"/>
+    <w:bookmarkStart w:id="77" w:name="X09b5d89c7c8f35bf9d25d1bfe47da72b2ba58bf"/>
     <w:p>
       <w:pPr>
         <w:pStyle w:val="Heading2"/>
@@ -9049,11 +9046,11 @@
         <w:t xml:space="preserve"> </w:t>
       </w:r>
       <w:r>
-        <w:t xml:space="preserve">to output-per-worker vs. total-factor productivity operationalisations.</w:t>
-      </w:r>
-    </w:p>
-    <w:bookmarkEnd w:id="80"/>
-    <w:bookmarkEnd w:id="81"/>
+        <w:t xml:space="preserve">to output-per-worker vs. total-factor productivity operationalisations.</w:t>
+      </w:r>
+    </w:p>
+    <w:bookmarkEnd w:id="77"/>
+    <w:bookmarkEnd w:id="78"/>
     <w:sectPr/>
   </w:body>
 </w:document>

--- a/p7/submission/apjm_package/01_manuscript_blinded.docx
+++ b/p7/submission/apjm_package/01_manuscript_blinded.docx
@@ -79,19 +79,7 @@
         <w:t xml:space="preserve"> </w:t>
       </w:r>
       <w:r>
-        <w:t xml:space="preserve">relationship with a turning point at approximately 36% of sales from</w:t>
-      </w:r>
-      <w:r>
-        <w:t xml:space="preserve"> </w:t>
-      </w:r>
-      <w:r>
-        <w:t xml:space="preserve">exports (Lind–Mehlum test p &lt; .001; confirmed in M11 at TP=34.6%,</w:t>
-      </w:r>
-      <w:r>
-        <w:t xml:space="preserve"> </w:t>
-      </w:r>
-      <w:r>
-        <w:t xml:space="preserve">p=.002). Technological capability (TCI) raises the performance level</w:t>
+        <w:t xml:space="preserve">relationship with a turning point of 40.0% of sales from exports in the fully specified two-way fixed-effects model (M5; Lind–Mehlum test p &lt; .001; 33.8–40.0% across specifications; confirmed in M11 at TP=34.6%, p=.002). Technological capability (TCI) raises the performance level</w:t>
       </w:r>
       <w:r>
         <w:t xml:space="preserve"> </w:t>
@@ -365,19 +353,7 @@
         <w:t xml:space="preserve"> </w:t>
       </w:r>
       <w:r>
-        <w:t xml:space="preserve">WBES-based test of the inverted-U I–P hypothesis in Asia, confirming a</w:t>
-      </w:r>
-      <w:r>
-        <w:t xml:space="preserve"> </w:t>
-      </w:r>
-      <w:r>
-        <w:t xml:space="preserve">turning point at approximately 36% foreign sales intensity across all</w:t>
-      </w:r>
-      <w:r>
-        <w:t xml:space="preserve"> </w:t>
-      </w:r>
-      <w:r>
-        <w:t xml:space="preserve">specifications (N = 84,910–29,840), robust even in the full three-way</w:t>
+        <w:t xml:space="preserve">WBES-based test of the inverted-U I–P hypothesis in Asia, confirming an inverted-U whose turning point is 40.0% foreign sales intensity in the fully specified model (M5), within a narrow 33.8–40.0% band across all specifications (N = 84,910–29,840), robust even in the full three-way</w:t>
       </w:r>
       <w:r>
         <w:t xml:space="preserve"> </w:t>
@@ -1831,13 +1807,7 @@
         <w:t xml:space="preserve"> </w:t>
       </w:r>
       <w:r>
-        <w:t xml:space="preserve">Defined as the share of sales from</w:t>
-      </w:r>
-      <w:r>
-        <w:t xml:space="preserve"> </w:t>
-      </w:r>
-      <w:r>
-        <w:t xml:space="preserve">direct exports (d3c / 100), ranging from 0 to 1. We mean-centre FSTS at</w:t>
+        <w:t xml:space="preserve">Defined as the share of sales from direct plus indirect exports ((d3b + d3c) / 100), following the standard WBES exports definition, ranging from 0 to 1. We mean-centre FSTS at</w:t>
       </w:r>
       <w:r>
         <w:t xml:space="preserve"> </w:t>
@@ -2445,13 +2415,7 @@
         <w:t xml:space="preserve"> </w:t>
       </w:r>
       <w:r>
-        <w:t xml:space="preserve">pooled sample of 49 Asian and Pacific economies, with a turning point of</w:t>
-      </w:r>
-      <w:r>
-        <w:t xml:space="preserve"> </w:t>
-      </w:r>
-      <w:r>
-        <w:t xml:space="preserve">approximately 36% foreign sales intensity.</w:t>
+        <w:t xml:space="preserve">pooled sample of 49 Asian and Pacific economies, with a turning point of 40.0% foreign sales intensity in the fully specified model M5 (33.8–40.0% across specifications).</w:t>
       </w:r>
     </w:p>
     <w:bookmarkEnd w:id="36"/>
@@ -3345,13 +3309,7 @@
         <w:pStyle w:val="FirstParagraph"/>
       </w:pPr>
       <w:r>
-        <w:t xml:space="preserve">The central finding, an inverted-U with a turning point at</w:t>
-      </w:r>
-      <w:r>
-        <w:t xml:space="preserve"> </w:t>
-      </w:r>
-      <w:r>
-        <w:t xml:space="preserve">approximately 36% foreign sales intensity, robust across 49 economies</w:t>
+        <w:t xml:space="preserve">The central finding, an inverted-U with a turning point of 40.0% foreign sales intensity (M5; 33.8–40.0% across specifications), robust across 49 economies</w:t>
       </w:r>
       <w:r>
         <w:t xml:space="preserve"> </w:t>
@@ -3375,7 +3333,7 @@
         <w:t xml:space="preserve"> </w:t>
       </w:r>
       <w:r>
-        <w:t xml:space="preserve">working with samples centred well below the 36% turning point; their</w:t>
+        <w:t xml:space="preserve">working with samples centred well below the turning point; their</w:t>
       </w:r>
       <w:r>
         <w:t xml:space="preserve"> </w:t>
@@ -3922,19 +3880,13 @@
         <w:t xml:space="preserve"> </w:t>
       </w:r>
       <w:r>
-        <w:t xml:space="preserve">49-economy, 102-wave WBES sample, with a turning point of approximately</w:t>
-      </w:r>
-      <w:r>
-        <w:t xml:space="preserve"> </w:t>
-      </w:r>
-      <w:r>
-        <w:t xml:space="preserve">36% foreign sales intensity. Three conclusions are policy-relevant.</w:t>
-      </w:r>
-      <w:r>
-        <w:t xml:space="preserve"> </w:t>
-      </w:r>
-      <w:r>
-        <w:t xml:space="preserve">First, for firms in the ascending phase (FSTS &lt; 36%), intensifying</w:t>
+        <w:t xml:space="preserve">49-economy, 102-wave WBES sample, with a turning point of 40.0% foreign sales intensity in the fully specified model M5 (33.8–40.0% across specifications). Three conclusions are policy-relevant.</w:t>
+      </w:r>
+      <w:r>
+        <w:t xml:space="preserve"> </w:t>
+      </w:r>
+      <w:r>
+        <w:t xml:space="preserve">First, for firms in the ascending phase (FSTS below the ~40% turning point), intensifying</w:t>
       </w:r>
       <w:r>
         <w:t xml:space="preserve"> </w:t>
@@ -4080,7 +4032,7 @@
         <w:t xml:space="preserve"> </w:t>
       </w:r>
       <w:r>
-        <w:t xml:space="preserve">above the 36% FSTS turning point are among the most exposed to macro</w:t>
+        <w:t xml:space="preserve">above the FSTS turning point are among the most exposed to macro</w:t>
       </w:r>
       <w:r>
         <w:t xml:space="preserve"> </w:t>
@@ -9051,7 +9003,10 @@
     </w:p>
     <w:bookmarkEnd w:id="77"/>
     <w:bookmarkEnd w:id="78"/>
-    <w:sectPr/>
+    <w:sectPr>
+      <w:pgSz w:h="16838" w:w="11906"/>
+      <w:pgMar w:bottom="1417" w:left="1417" w:right="1417" w:top="1417"/>
+    </w:sectPr>
   </w:body>
 </w:document>
 </file>
@@ -9263,29 +9218,59 @@
   <w:style w:default="1" w:styleId="Normal" w:type="paragraph">
     <w:name w:val="Normal"/>
     <w:qFormat/>
+    <w:pPr>
+      <w:spacing w:line="276" w:lineRule="auto"/>
+      <w:jc w:val="both"/>
+    </w:pPr>
+    <w:rPr>
+      <w:rFonts w:ascii="Times New Roman" w:eastAsia="Times New Roman" w:hAnsi="Times New Roman"/>
+      <w:color w:val="000000"/>
+      <w:sz w:val="24"/>
+    </w:rPr>
   </w:style>
   <w:style w:styleId="BodyText" w:type="paragraph">
     <w:name w:val="Body Text"/>
     <w:basedOn w:val="Normal"/>
     <w:link w:val="BodyTextChar"/>
     <w:pPr>
-      <w:spacing w:after="180" w:before="180"/>
+      <w:spacing w:after="180" w:before="180" w:line="276" w:lineRule="auto"/>
+      <w:jc w:val="both"/>
     </w:pPr>
     <w:qFormat/>
+    <w:rPr>
+      <w:rFonts w:ascii="Times New Roman" w:eastAsia="Times New Roman" w:hAnsi="Times New Roman"/>
+      <w:color w:val="000000"/>
+      <w:sz w:val="24"/>
+    </w:rPr>
   </w:style>
   <w:style w:customStyle="1" w:styleId="FirstParagraph" w:type="paragraph">
     <w:name w:val="First Paragraph"/>
     <w:basedOn w:val="BodyText"/>
     <w:next w:val="BodyText"/>
     <w:qFormat/>
+    <w:pPr>
+      <w:spacing w:line="276" w:lineRule="auto"/>
+      <w:jc w:val="both"/>
+    </w:pPr>
+    <w:rPr>
+      <w:rFonts w:ascii="Times New Roman" w:eastAsia="Times New Roman" w:hAnsi="Times New Roman"/>
+      <w:color w:val="000000"/>
+      <w:sz w:val="24"/>
+    </w:rPr>
   </w:style>
   <w:style w:customStyle="1" w:styleId="Compact" w:type="paragraph">
     <w:name w:val="Compact"/>
     <w:basedOn w:val="BodyText"/>
     <w:qFormat/>
     <w:pPr>
-      <w:spacing w:after="36" w:before="36"/>
+      <w:spacing w:after="36" w:before="36" w:line="276" w:lineRule="auto"/>
+      <w:jc w:val="both"/>
     </w:pPr>
+    <w:rPr>
+      <w:rFonts w:ascii="Times New Roman" w:eastAsia="Times New Roman" w:hAnsi="Times New Roman"/>
+      <w:color w:val="000000"/>
+      <w:sz w:val="24"/>
+    </w:rPr>
   </w:style>
   <w:style w:styleId="Title" w:type="paragraph">
     <w:name w:val="Title"/>
@@ -9295,15 +9280,15 @@
     <w:pPr>
       <w:keepNext/>
       <w:keepLines/>
-      <w:spacing w:after="240" w:before="480"/>
-      <w:jc w:val="center"/>
+      <w:spacing w:after="240" w:before="480" w:line="276" w:lineRule="auto"/>
+      <w:jc w:val="both"/>
     </w:pPr>
     <w:rPr>
-      <w:rFonts w:asciiTheme="majorHAnsi" w:cstheme="majorBidi" w:eastAsiaTheme="majorEastAsia" w:hAnsiTheme="majorHAnsi"/>
+      <w:rFonts w:ascii="Times New Roman" w:asciiTheme="majorHAnsi" w:cstheme="majorBidi" w:eastAsia="Times New Roman" w:eastAsiaTheme="majorEastAsia" w:hAnsi="Times New Roman" w:hAnsiTheme="majorHAnsi"/>
       <w:b/>
       <w:bCs/>
-      <w:color w:themeColor="accent1" w:themeShade="B5" w:val="345A8A"/>
-      <w:sz w:val="36"/>
+      <w:color w:val="000000"/>
+      <w:sz w:val="24"/>
       <w:szCs w:val="36"/>
     </w:rPr>
   </w:style>
@@ -9315,11 +9300,13 @@
     <w:pPr>
       <w:keepNext/>
       <w:keepLines/>
-      <w:spacing w:after="240" w:before="240"/>
-      <w:jc w:val="center"/>
+      <w:spacing w:after="240" w:before="240" w:line="276" w:lineRule="auto"/>
+      <w:jc w:val="both"/>
     </w:pPr>
     <w:rPr>
-      <w:sz w:val="30"/>
+      <w:rFonts w:ascii="Times New Roman" w:eastAsia="Times New Roman" w:hAnsi="Times New Roman"/>
+      <w:color w:val="000000"/>
+      <w:sz w:val="24"/>
       <w:szCs w:val="30"/>
     </w:rPr>
   </w:style>
@@ -9330,8 +9317,14 @@
     <w:pPr>
       <w:keepNext/>
       <w:keepLines/>
-      <w:jc w:val="center"/>
+      <w:spacing w:line="276" w:lineRule="auto"/>
+      <w:jc w:val="both"/>
     </w:pPr>
+    <w:rPr>
+      <w:rFonts w:ascii="Times New Roman" w:eastAsia="Times New Roman" w:hAnsi="Times New Roman"/>
+      <w:color w:val="000000"/>
+      <w:sz w:val="24"/>
+    </w:rPr>
   </w:style>
   <w:style w:styleId="Date" w:type="paragraph">
     <w:name w:val="Date"/>
@@ -9340,8 +9333,14 @@
     <w:pPr>
       <w:keepNext/>
       <w:keepLines/>
-      <w:jc w:val="center"/>
+      <w:spacing w:line="276" w:lineRule="auto"/>
+      <w:jc w:val="both"/>
     </w:pPr>
+    <w:rPr>
+      <w:rFonts w:ascii="Times New Roman" w:eastAsia="Times New Roman" w:hAnsi="Times New Roman"/>
+      <w:color w:val="000000"/>
+      <w:sz w:val="24"/>
+    </w:rPr>
   </w:style>
   <w:style w:customStyle="1" w:styleId="AbstractTitle" w:type="paragraph">
     <w:name w:val="Abstract Title"/>
@@ -9351,15 +9350,15 @@
     <w:pPr>
       <w:keepNext/>
       <w:keepLines/>
-      <w:jc w:val="center"/>
-      <w:spacing w:after="0" w:before="300"/>
+      <w:jc w:val="both"/>
+      <w:spacing w:after="0" w:before="300" w:line="276" w:lineRule="auto"/>
     </w:pPr>
     <w:rPr>
-      <w:sz w:val="20"/>
+      <w:color w:val="000000"/>
+      <w:sz w:val="24"/>
       <w:szCs w:val="20"/>
+      <w:rFonts w:ascii="Times New Roman" w:eastAsia="Times New Roman" w:hAnsi="Times New Roman"/>
       <w:b/>
-      <w:color w:val="345A8A"/>
-      &gt;
     </w:rPr>
   </w:style>
   <w:style w:customStyle="1" w:styleId="Abstract" w:type="paragraph">
@@ -9370,10 +9369,13 @@
     <w:pPr>
       <w:keepNext/>
       <w:keepLines/>
-      <w:spacing w:after="300" w:before="100"/>
+      <w:spacing w:after="300" w:before="100" w:line="276" w:lineRule="auto"/>
+      <w:jc w:val="both"/>
     </w:pPr>
     <w:rPr>
-      <w:sz w:val="20"/>
+      <w:rFonts w:ascii="Times New Roman" w:eastAsia="Times New Roman" w:hAnsi="Times New Roman"/>
+      <w:color w:val="000000"/>
+      <w:sz w:val="24"/>
       <w:szCs w:val="20"/>
     </w:rPr>
   </w:style>
@@ -9382,8 +9384,15 @@
     <w:basedOn w:val="Normal"/>
     <w:next w:val="Bibliography"/>
     <w:qFormat/>
-    <w:pPr/>
-    <w:rPr/>
+    <w:pPr>
+      <w:spacing w:line="276" w:lineRule="auto"/>
+      <w:jc w:val="both"/>
+    </w:pPr>
+    <w:rPr>
+      <w:rFonts w:ascii="Times New Roman" w:eastAsia="Times New Roman" w:hAnsi="Times New Roman"/>
+      <w:color w:val="000000"/>
+      <w:sz w:val="24"/>
+    </w:rPr>
   </w:style>
   <w:style w:styleId="Heading1" w:type="paragraph">
     <w:name w:val="Heading 1"/>
@@ -9394,15 +9403,16 @@
     <w:pPr>
       <w:keepNext/>
       <w:keepLines/>
-      <w:spacing w:after="0" w:before="480"/>
+      <w:spacing w:after="0" w:before="480" w:line="276" w:lineRule="auto"/>
+      <w:jc w:val="both"/>
       <w:outlineLvl w:val="0"/>
     </w:pPr>
     <w:rPr>
-      <w:rFonts w:asciiTheme="majorHAnsi" w:cstheme="majorBidi" w:eastAsiaTheme="majorEastAsia" w:hAnsiTheme="majorHAnsi"/>
+      <w:rFonts w:ascii="Times New Roman" w:asciiTheme="majorHAnsi" w:cstheme="majorBidi" w:eastAsia="Times New Roman" w:eastAsiaTheme="majorEastAsia" w:hAnsi="Times New Roman" w:hAnsiTheme="majorHAnsi"/>
       <w:b/>
       <w:bCs/>
-      <w:color w:themeColor="accent1" w:val="4F81BD"/>
-      <w:sz w:val="32"/>
+      <w:color w:val="000000"/>
+      <w:sz w:val="24"/>
       <w:szCs w:val="32"/>
     </w:rPr>
   </w:style>
@@ -9416,15 +9426,16 @@
     <w:pPr>
       <w:keepNext/>
       <w:keepLines/>
-      <w:spacing w:after="0" w:before="200"/>
+      <w:spacing w:after="0" w:before="200" w:line="276" w:lineRule="auto"/>
+      <w:jc w:val="both"/>
       <w:outlineLvl w:val="1"/>
     </w:pPr>
     <w:rPr>
-      <w:rFonts w:asciiTheme="majorHAnsi" w:cstheme="majorBidi" w:eastAsiaTheme="majorEastAsia" w:hAnsiTheme="majorHAnsi"/>
+      <w:rFonts w:ascii="Times New Roman" w:asciiTheme="majorHAnsi" w:cstheme="majorBidi" w:eastAsia="Times New Roman" w:eastAsiaTheme="majorEastAsia" w:hAnsi="Times New Roman" w:hAnsiTheme="majorHAnsi"/>
       <w:b/>
       <w:bCs/>
-      <w:color w:themeColor="accent1" w:val="4F81BD"/>
-      <w:sz w:val="28"/>
+      <w:color w:val="000000"/>
+      <w:sz w:val="24"/>
       <w:szCs w:val="28"/>
     </w:rPr>
   </w:style>
@@ -9438,14 +9449,15 @@
     <w:pPr>
       <w:keepNext/>
       <w:keepLines/>
-      <w:spacing w:after="0" w:before="200"/>
+      <w:spacing w:after="0" w:before="200" w:line="276" w:lineRule="auto"/>
+      <w:jc w:val="both"/>
       <w:outlineLvl w:val="2"/>
     </w:pPr>
     <w:rPr>
-      <w:rFonts w:asciiTheme="majorHAnsi" w:cstheme="majorBidi" w:eastAsiaTheme="majorEastAsia" w:hAnsiTheme="majorHAnsi"/>
+      <w:rFonts w:ascii="Times New Roman" w:asciiTheme="majorHAnsi" w:cstheme="majorBidi" w:eastAsia="Times New Roman" w:eastAsiaTheme="majorEastAsia" w:hAnsi="Times New Roman" w:hAnsiTheme="majorHAnsi"/>
       <w:b/>
       <w:bCs/>
-      <w:color w:themeColor="accent1" w:val="4F81BD"/>
+      <w:color w:val="000000"/>
       <w:sz w:val="24"/>
       <w:szCs w:val="24"/>
     </w:rPr>
@@ -9460,14 +9472,15 @@
     <w:pPr>
       <w:keepNext/>
       <w:keepLines/>
-      <w:spacing w:after="0" w:before="200"/>
+      <w:spacing w:after="0" w:before="200" w:line="276" w:lineRule="auto"/>
+      <w:jc w:val="both"/>
       <w:outlineLvl w:val="3"/>
     </w:pPr>
     <w:rPr>
-      <w:rFonts w:asciiTheme="majorHAnsi" w:cstheme="majorBidi" w:eastAsiaTheme="majorEastAsia" w:hAnsiTheme="majorHAnsi"/>
+      <w:rFonts w:ascii="Times New Roman" w:asciiTheme="majorHAnsi" w:cstheme="majorBidi" w:eastAsia="Times New Roman" w:eastAsiaTheme="majorEastAsia" w:hAnsi="Times New Roman" w:hAnsiTheme="majorHAnsi"/>
       <w:i/>
       <w:bCs/>
-      <w:color w:themeColor="accent1" w:val="4F81BD"/>
+      <w:color w:val="000000"/>
       <w:sz w:val="24"/>
       <w:szCs w:val="24"/>
     </w:rPr>
@@ -9482,13 +9495,14 @@
     <w:pPr>
       <w:keepNext/>
       <w:keepLines/>
-      <w:spacing w:after="0" w:before="200"/>
+      <w:spacing w:after="0" w:before="200" w:line="276" w:lineRule="auto"/>
+      <w:jc w:val="both"/>
       <w:outlineLvl w:val="4"/>
     </w:pPr>
     <w:rPr>
-      <w:rFonts w:asciiTheme="majorHAnsi" w:cstheme="majorBidi" w:eastAsiaTheme="majorEastAsia" w:hAnsiTheme="majorHAnsi"/>
+      <w:rFonts w:ascii="Times New Roman" w:asciiTheme="majorHAnsi" w:cstheme="majorBidi" w:eastAsia="Times New Roman" w:eastAsiaTheme="majorEastAsia" w:hAnsi="Times New Roman" w:hAnsiTheme="majorHAnsi"/>
       <w:iCs/>
-      <w:color w:themeColor="accent1" w:val="4F81BD"/>
+      <w:color w:val="000000"/>
       <w:sz w:val="24"/>
       <w:szCs w:val="24"/>
     </w:rPr>
@@ -9503,12 +9517,13 @@
     <w:pPr>
       <w:keepNext/>
       <w:keepLines/>
-      <w:spacing w:after="0" w:before="200"/>
+      <w:spacing w:after="0" w:before="200" w:line="276" w:lineRule="auto"/>
+      <w:jc w:val="both"/>
       <w:outlineLvl w:val="5"/>
     </w:pPr>
     <w:rPr>
-      <w:rFonts w:asciiTheme="majorHAnsi" w:cstheme="majorBidi" w:eastAsiaTheme="majorEastAsia" w:hAnsiTheme="majorHAnsi"/>
-      <w:color w:themeColor="accent1" w:val="4F81BD"/>
+      <w:rFonts w:ascii="Times New Roman" w:asciiTheme="majorHAnsi" w:cstheme="majorBidi" w:eastAsia="Times New Roman" w:eastAsiaTheme="majorEastAsia" w:hAnsi="Times New Roman" w:hAnsiTheme="majorHAnsi"/>
+      <w:color w:val="000000"/>
       <w:sz w:val="24"/>
       <w:szCs w:val="24"/>
     </w:rPr>
@@ -9523,12 +9538,13 @@
     <w:pPr>
       <w:keepNext/>
       <w:keepLines/>
-      <w:spacing w:after="0" w:before="200"/>
+      <w:spacing w:after="0" w:before="200" w:line="276" w:lineRule="auto"/>
+      <w:jc w:val="both"/>
       <w:outlineLvl w:val="6"/>
     </w:pPr>
     <w:rPr>
-      <w:rFonts w:asciiTheme="majorHAnsi" w:cstheme="majorBidi" w:eastAsiaTheme="majorEastAsia" w:hAnsiTheme="majorHAnsi"/>
-      <w:color w:themeColor="accent1" w:val="4F81BD"/>
+      <w:rFonts w:ascii="Times New Roman" w:asciiTheme="majorHAnsi" w:cstheme="majorBidi" w:eastAsia="Times New Roman" w:eastAsiaTheme="majorEastAsia" w:hAnsi="Times New Roman" w:hAnsiTheme="majorHAnsi"/>
+      <w:color w:val="000000"/>
       <w:sz w:val="24"/>
       <w:szCs w:val="24"/>
     </w:rPr>
@@ -9543,12 +9559,13 @@
     <w:pPr>
       <w:keepNext/>
       <w:keepLines/>
-      <w:spacing w:after="0" w:before="200"/>
+      <w:spacing w:after="0" w:before="200" w:line="276" w:lineRule="auto"/>
+      <w:jc w:val="both"/>
       <w:outlineLvl w:val="7"/>
     </w:pPr>
     <w:rPr>
-      <w:rFonts w:asciiTheme="majorHAnsi" w:cstheme="majorBidi" w:eastAsiaTheme="majorEastAsia" w:hAnsiTheme="majorHAnsi"/>
-      <w:color w:themeColor="accent1" w:val="4F81BD"/>
+      <w:rFonts w:ascii="Times New Roman" w:asciiTheme="majorHAnsi" w:cstheme="majorBidi" w:eastAsia="Times New Roman" w:eastAsiaTheme="majorEastAsia" w:hAnsi="Times New Roman" w:hAnsiTheme="majorHAnsi"/>
+      <w:color w:val="000000"/>
       <w:sz w:val="24"/>
       <w:szCs w:val="24"/>
     </w:rPr>
@@ -9563,12 +9580,13 @@
     <w:pPr>
       <w:keepNext/>
       <w:keepLines/>
-      <w:spacing w:after="0" w:before="200"/>
+      <w:spacing w:after="0" w:before="200" w:line="276" w:lineRule="auto"/>
+      <w:jc w:val="both"/>
       <w:outlineLvl w:val="8"/>
     </w:pPr>
     <w:rPr>
-      <w:rFonts w:asciiTheme="majorHAnsi" w:cstheme="majorBidi" w:eastAsiaTheme="majorEastAsia" w:hAnsiTheme="majorHAnsi"/>
-      <w:color w:themeColor="accent1" w:val="4F81BD"/>
+      <w:rFonts w:ascii="Times New Roman" w:asciiTheme="majorHAnsi" w:cstheme="majorBidi" w:eastAsia="Times New Roman" w:eastAsiaTheme="majorEastAsia" w:hAnsi="Times New Roman" w:hAnsiTheme="majorHAnsi"/>
+      <w:color w:val="000000"/>
       <w:sz w:val="24"/>
       <w:szCs w:val="24"/>
     </w:rPr>
@@ -9581,9 +9599,15 @@
     <w:unhideWhenUsed/>
     <w:qFormat/>
     <w:pPr>
-      <w:spacing w:after="100" w:before="100"/>
+      <w:spacing w:after="100" w:before="100" w:line="276" w:lineRule="auto"/>
       <w:ind w:firstLine="0" w:left="480" w:right="480"/>
+      <w:jc w:val="both"/>
     </w:pPr>
+    <w:rPr>
+      <w:rFonts w:ascii="Times New Roman" w:eastAsia="Times New Roman" w:hAnsi="Times New Roman"/>
+      <w:color w:val="000000"/>
+      <w:sz w:val="24"/>
+    </w:rPr>
   </w:style>
   <w:style w:styleId="FootnoteText" w:type="paragraph">
     <w:name w:val="Footnote Text"/>
@@ -9592,11 +9616,25 @@
     <w:uiPriority w:val="9"/>
     <w:unhideWhenUsed/>
     <w:qFormat/>
+    <w:pPr>
+      <w:spacing w:line="276" w:lineRule="auto"/>
+      <w:jc w:val="both"/>
+    </w:pPr>
+    <w:rPr>
+      <w:rFonts w:ascii="Times New Roman" w:eastAsia="Times New Roman" w:hAnsi="Times New Roman"/>
+      <w:color w:val="000000"/>
+      <w:sz w:val="24"/>
+    </w:rPr>
   </w:style>
   <w:style w:default="1" w:styleId="DefaultParagraphFont" w:type="character">
     <w:name w:val="Default Paragraph Font"/>
     <w:semiHidden/>
     <w:unhideWhenUsed/>
+    <w:rPr>
+      <w:rFonts w:ascii="Times New Roman" w:eastAsia="Times New Roman" w:hAnsi="Times New Roman"/>
+      <w:color w:val="000000"/>
+      <w:sz w:val="24"/>
+    </w:rPr>
   </w:style>
   <w:style w:default="1" w:styleId="Table" w:type="table">
     <w:name w:val="Table"/>
@@ -9604,6 +9642,15 @@
     <w:semiHidden/>
     <w:unhideWhenUsed/>
     <w:qFormat/>
+    <w:pPr>
+      <w:spacing w:line="276" w:lineRule="auto"/>
+      <w:jc w:val="both"/>
+    </w:pPr>
+    <w:rPr>
+      <w:rFonts w:ascii="Times New Roman" w:eastAsia="Times New Roman" w:hAnsi="Times New Roman"/>
+      <w:color w:val="000000"/>
+      <w:sz w:val="24"/>
+    </w:rPr>
     <w:tblPr>
       <w:tblInd w:type="dxa" w:w="0"/>
       <w:tblCellMar>
@@ -9636,25 +9683,42 @@
     <w:pPr>
       <w:keepNext/>
       <w:keepLines/>
-      <w:spacing w:after="0"/>
+      <w:spacing w:after="0" w:line="276" w:lineRule="auto"/>
+      <w:jc w:val="both"/>
     </w:pPr>
     <w:rPr>
+      <w:rFonts w:ascii="Times New Roman" w:eastAsia="Times New Roman" w:hAnsi="Times New Roman"/>
       <w:b/>
+      <w:color w:val="000000"/>
+      <w:sz w:val="24"/>
     </w:rPr>
   </w:style>
   <w:style w:customStyle="1" w:styleId="Definition" w:type="paragraph">
     <w:name w:val="Definition"/>
     <w:basedOn w:val="Normal"/>
+    <w:pPr>
+      <w:spacing w:line="276" w:lineRule="auto"/>
+      <w:jc w:val="both"/>
+    </w:pPr>
+    <w:rPr>
+      <w:rFonts w:ascii="Times New Roman" w:eastAsia="Times New Roman" w:hAnsi="Times New Roman"/>
+      <w:color w:val="000000"/>
+      <w:sz w:val="24"/>
+    </w:rPr>
   </w:style>
   <w:style w:styleId="Caption" w:type="paragraph">
     <w:name w:val="Caption"/>
     <w:basedOn w:val="Normal"/>
     <w:link w:val="BodyTextChar"/>
     <w:pPr>
-      <w:spacing w:after="120" w:before="0"/>
+      <w:spacing w:after="120" w:before="0" w:line="276" w:lineRule="auto"/>
+      <w:jc w:val="both"/>
     </w:pPr>
     <w:rPr>
+      <w:rFonts w:ascii="Times New Roman" w:eastAsia="Times New Roman" w:hAnsi="Times New Roman"/>
       <w:i/>
+      <w:color w:val="000000"/>
+      <w:sz w:val="24"/>
     </w:rPr>
   </w:style>
   <w:style w:customStyle="1" w:styleId="TableCaption" w:type="paragraph">
@@ -9662,44 +9726,90 @@
     <w:basedOn w:val="Caption"/>
     <w:pPr>
       <w:keepNext/>
+      <w:spacing w:line="276" w:lineRule="auto"/>
+      <w:jc w:val="both"/>
     </w:pPr>
+    <w:rPr>
+      <w:rFonts w:ascii="Times New Roman" w:eastAsia="Times New Roman" w:hAnsi="Times New Roman"/>
+      <w:color w:val="000000"/>
+      <w:sz w:val="24"/>
+    </w:rPr>
   </w:style>
   <w:style w:customStyle="1" w:styleId="ImageCaption" w:type="paragraph">
     <w:name w:val="Image Caption"/>
     <w:basedOn w:val="Caption"/>
+    <w:pPr>
+      <w:spacing w:line="276" w:lineRule="auto"/>
+      <w:jc w:val="both"/>
+    </w:pPr>
+    <w:rPr>
+      <w:rFonts w:ascii="Times New Roman" w:eastAsia="Times New Roman" w:hAnsi="Times New Roman"/>
+      <w:color w:val="000000"/>
+      <w:sz w:val="24"/>
+    </w:rPr>
   </w:style>
   <w:style w:customStyle="1" w:styleId="Figure" w:type="paragraph">
     <w:name w:val="Figure"/>
     <w:basedOn w:val="Normal"/>
+    <w:pPr>
+      <w:spacing w:line="276" w:lineRule="auto"/>
+      <w:jc w:val="both"/>
+    </w:pPr>
+    <w:rPr>
+      <w:rFonts w:ascii="Times New Roman" w:eastAsia="Times New Roman" w:hAnsi="Times New Roman"/>
+      <w:color w:val="000000"/>
+      <w:sz w:val="24"/>
+    </w:rPr>
   </w:style>
   <w:style w:customStyle="1" w:styleId="CaptionedFigure" w:type="paragraph">
     <w:name w:val="Captioned Figure"/>
     <w:basedOn w:val="Figure"/>
     <w:pPr>
       <w:keepNext/>
+      <w:spacing w:line="276" w:lineRule="auto"/>
+      <w:jc w:val="both"/>
     </w:pPr>
+    <w:rPr>
+      <w:rFonts w:ascii="Times New Roman" w:eastAsia="Times New Roman" w:hAnsi="Times New Roman"/>
+      <w:color w:val="000000"/>
+      <w:sz w:val="24"/>
+    </w:rPr>
   </w:style>
   <w:style w:customStyle="1" w:styleId="BodyTextChar" w:type="character">
     <w:name w:val="Body Text Char"/>
     <w:basedOn w:val="DefaultParagraphFont"/>
     <w:link w:val="BodyText"/>
+    <w:rPr>
+      <w:rFonts w:ascii="Times New Roman" w:eastAsia="Times New Roman" w:hAnsi="Times New Roman"/>
+      <w:color w:val="000000"/>
+      <w:sz w:val="24"/>
+    </w:rPr>
   </w:style>
   <w:style w:customStyle="1" w:styleId="VerbatimChar" w:type="character">
     <w:name w:val="Verbatim Char"/>
     <w:basedOn w:val="BodyTextChar"/>
     <w:rPr>
-      <w:rFonts w:ascii="Consolas" w:hAnsi="Consolas"/>
-      <w:sz w:val="22"/>
+      <w:rFonts w:ascii="Times New Roman" w:eastAsia="Times New Roman" w:hAnsi="Times New Roman"/>
+      <w:color w:val="000000"/>
+      <w:sz w:val="24"/>
     </w:rPr>
   </w:style>
   <w:style w:customStyle="1" w:styleId="SectionNumber" w:type="character">
     <w:name w:val="Section Number"/>
     <w:basedOn w:val="BodyTextChar"/>
+    <w:rPr>
+      <w:rFonts w:ascii="Times New Roman" w:eastAsia="Times New Roman" w:hAnsi="Times New Roman"/>
+      <w:color w:val="000000"/>
+      <w:sz w:val="24"/>
+    </w:rPr>
   </w:style>
   <w:style w:styleId="FootnoteReference" w:type="character">
     <w:name w:val="Footnote Reference"/>
     <w:basedOn w:val="BodyTextChar"/>
     <w:rPr>
+      <w:rFonts w:ascii="Times New Roman" w:eastAsia="Times New Roman" w:hAnsi="Times New Roman"/>
+      <w:color w:val="000000"/>
+      <w:sz w:val="24"/>
       <w:vertAlign w:val="superscript"/>
     </w:rPr>
   </w:style>
@@ -9707,7 +9817,9 @@
     <w:name w:val="Hyperlink"/>
     <w:basedOn w:val="BodyTextChar"/>
     <w:rPr>
-      <w:color w:themeColor="accent1" w:val="4F81BD"/>
+      <w:rFonts w:ascii="Times New Roman" w:eastAsia="Times New Roman" w:hAnsi="Times New Roman"/>
+      <w:color w:val="000000"/>
+      <w:sz w:val="24"/>
     </w:rPr>
   </w:style>
   <w:style w:styleId="TOCHeading" w:type="paragraph">
@@ -9718,14 +9830,16 @@
     <w:unhideWhenUsed/>
     <w:qFormat/>
     <w:pPr>
-      <w:spacing w:before="240" w:line="259" w:lineRule="auto"/>
+      <w:spacing w:before="240" w:line="276" w:lineRule="auto"/>
+      <w:jc w:val="both"/>
       <w:outlineLvl w:val="9"/>
     </w:pPr>
     <w:rPr>
-      <w:rFonts w:asciiTheme="majorHAnsi" w:cstheme="majorBidi" w:eastAsiaTheme="majorEastAsia" w:hAnsiTheme="majorHAnsi"/>
+      <w:rFonts w:ascii="Times New Roman" w:asciiTheme="majorHAnsi" w:cstheme="majorBidi" w:eastAsia="Times New Roman" w:eastAsiaTheme="majorEastAsia" w:hAnsi="Times New Roman" w:hAnsiTheme="majorHAnsi"/>
       <w:b w:val="0"/>
       <w:bCs w:val="0"/>
-      <w:color w:themeColor="accent1" w:themeShade="BF" w:val="365F91"/>
+      <w:color w:val="000000"/>
+      <w:sz w:val="24"/>
     </w:rPr>
   </w:style>
   <w:style w:type="paragraph" w:customStyle="1" w:styleId="SourceCode">

--- a/p7/submission/apjm_package/01_manuscript_blinded.docx
+++ b/p7/submission/apjm_package/01_manuscript_blinded.docx
@@ -909,7 +909,7 @@
         <w:t xml:space="preserve"> </w:t>
       </w:r>
       <w:r>
-        <w:t xml:space="preserve">FSTS level, and digital market saturation (Đỗ &amp; Phan, 2024).</w:t>
+        <w:t xml:space="preserve">FSTS level, and digital market saturation (Authors, 2024).</w:t>
       </w:r>
       <w:r>
         <w:t xml:space="preserve"> </w:t>
@@ -4600,46 +4600,7 @@
         <w:pStyle w:val="BodyText"/>
       </w:pPr>
       <w:r>
-        <w:t xml:space="preserve">Đỗ, T. H., &amp; Phan, A. T. (2024).</w:t>
-      </w:r>
-      <w:r>
-        <w:t xml:space="preserve"> </w:t>
-      </w:r>
-      <w:r>
-        <w:rPr>
-          <w:iCs/>
-          <w:i/>
-        </w:rPr>
-        <w:t xml:space="preserve">Internationalization and firm</w:t>
-      </w:r>
-      <w:r>
-        <w:rPr>
-          <w:iCs/>
-          <w:i/>
-        </w:rPr>
-        <w:t xml:space="preserve"> </w:t>
-      </w:r>
-      <w:r>
-        <w:rPr>
-          <w:iCs/>
-          <w:i/>
-        </w:rPr>
-        <w:t xml:space="preserve">performance: A meta-analysis for Asia-Pacific economies</w:t>
-      </w:r>
-      <w:r>
-        <w:t xml:space="preserve">. Paper</w:t>
-      </w:r>
-      <w:r>
-        <w:t xml:space="preserve"> </w:t>
-      </w:r>
-      <w:r>
-        <w:t xml:space="preserve">presented at the International Conference on Business, Economics, and</w:t>
-      </w:r>
-      <w:r>
-        <w:t xml:space="preserve"> </w:t>
-      </w:r>
-      <w:r>
-        <w:t xml:space="preserve">Finance (ICBEF 2024). Can Tho University.</w:t>
+        <w:t xml:space="preserve">Authors (2024). Details omitted for double-blind review.</w:t>
       </w:r>
     </w:p>
     <w:p>
@@ -4743,52 +4704,7 @@
         <w:pStyle w:val="BodyText"/>
       </w:pPr>
       <w:r>
-        <w:t xml:space="preserve">Do, T. H., &amp; Phan, A. T. (2025). Internationalization and firm</w:t>
-      </w:r>
-      <w:r>
-        <w:t xml:space="preserve"> </w:t>
-      </w:r>
-      <w:r>
-        <w:t xml:space="preserve">performance of firms in India: The role of top management. In M.</w:t>
-      </w:r>
-      <w:r>
-        <w:t xml:space="preserve"> </w:t>
-      </w:r>
-      <w:r>
-        <w:t xml:space="preserve">Bartekova (Ed.),</w:t>
-      </w:r>
-      <w:r>
-        <w:t xml:space="preserve"> </w:t>
-      </w:r>
-      <w:r>
-        <w:rPr>
-          <w:iCs/>
-          <w:i/>
-        </w:rPr>
-        <w:t xml:space="preserve">International business research: Traditional and</w:t>
-      </w:r>
-      <w:r>
-        <w:rPr>
-          <w:iCs/>
-          <w:i/>
-        </w:rPr>
-        <w:t xml:space="preserve"> </w:t>
-      </w:r>
-      <w:r>
-        <w:rPr>
-          <w:iCs/>
-          <w:i/>
-        </w:rPr>
-        <w:t xml:space="preserve">creative approaches</w:t>
-      </w:r>
-      <w:r>
-        <w:t xml:space="preserve">. IntechOpen.</w:t>
-      </w:r>
-      <w:r>
-        <w:t xml:space="preserve"> </w:t>
-      </w:r>
-      <w:r>
-        <w:t xml:space="preserve">https://doi.org/10.5772/intechopen.1011012</w:t>
+        <w:t xml:space="preserve">Authors (2025). Details omitted for double-blind review.</w:t>
       </w:r>
     </w:p>
     <w:p>
@@ -5490,38 +5406,7 @@
         <w:pStyle w:val="BodyText"/>
       </w:pPr>
       <w:r>
-        <w:t xml:space="preserve">Phan, A. T., Do, T. H., &amp; Phan, M. T. (2020). The moderating effects of</w:t>
-      </w:r>
-      <w:r>
-        <w:t xml:space="preserve"> </w:t>
-      </w:r>
-      <w:r>
-        <w:t xml:space="preserve">managers’ experience and gender on internationalization and firm</w:t>
-      </w:r>
-      <w:r>
-        <w:t xml:space="preserve"> </w:t>
-      </w:r>
-      <w:r>
-        <w:t xml:space="preserve">performance of manufacturing enterprises in Turkey.</w:t>
-      </w:r>
-      <w:r>
-        <w:t xml:space="preserve"> </w:t>
-      </w:r>
-      <w:r>
-        <w:rPr>
-          <w:iCs/>
-          <w:i/>
-        </w:rPr>
-        <w:t xml:space="preserve">Accounting, 6</w:t>
-      </w:r>
-      <w:r>
-        <w:t xml:space="preserve">(7),</w:t>
-      </w:r>
-      <w:r>
-        <w:t xml:space="preserve"> </w:t>
-      </w:r>
-      <w:r>
-        <w:t xml:space="preserve">1209–1216. https://doi.org/10.5267/j.ac.2020.9.006</w:t>
+        <w:t xml:space="preserve">Phan, A. T., Authors (2020). Details omitted for double-blind review.</w:t>
       </w:r>
     </w:p>
     <w:p>
